--- a/grc/docx/49.content.docx
+++ b/grc/docx/49.content.docx
@@ -7,7 +7,7 @@
       <w:pPr/>
       <w:r>
         <w:rPr>
-          <w:lang w:val="en_US" w:bidi="en_US"/>
+          <w:lang w:val="el_GR" w:bidi="el_GR"/>
         </w:rPr>
       </w:r>
     </w:p>
@@ -17,40 +17,40 @@
       </w:pPr>
       <w:r>
         <w:rPr>
-          <w:lang w:val="en_US" w:bidi="en_US"/>
+          <w:lang w:val="el_GR" w:bidi="el_GR"/>
         </w:rPr>
         <w:t>Resource: The SBL Greek New Testament</w:t>
       </w:r>
       <w:r>
         <w:rPr>
-          <w:lang w:val="en_US" w:bidi="en_US"/>
-        </w:rPr>
-      </w:r>
-    </w:p>
-    <w:p>
-      <w:pPr/>
-      <w:r>
-        <w:rPr>
-          <w:lang w:val="en_US" w:bidi="en_US"/>
+          <w:lang w:val="el_GR" w:bidi="el_GR"/>
+        </w:rPr>
+      </w:r>
+    </w:p>
+    <w:p>
+      <w:pPr/>
+      <w:r>
+        <w:rPr>
+          <w:lang w:val="el_GR" w:bidi="el_GR"/>
         </w:rPr>
       </w:r>
       <w:r>
         <w:rPr>
           <w:b/>
-          <w:lang w:val="en_US" w:bidi="en_US"/>
+          <w:lang w:val="el_GR" w:bidi="el_GR"/>
         </w:rPr>
         <w:t>The SBL Greek New Testament</w:t>
       </w:r>
       <w:r>
         <w:rPr>
-          <w:lang w:val="en_US" w:bidi="en_US"/>
+          <w:lang w:val="el_GR" w:bidi="el_GR"/>
         </w:rPr>
         <w:t xml:space="preserve"> © 2010 </w:t>
       </w:r>
       <w:hyperlink r:id="rId13">
         <w:r>
           <w:rPr>
-            <w:lang w:val="en_US" w:bidi="en_US"/>
+            <w:lang w:val="el_GR" w:bidi="el_GR"/>
           </w:rPr>
           <w:rPr>
             <w:color w:val="0000EE"/>
@@ -61,14 +61,14 @@
       </w:hyperlink>
       <w:r>
         <w:rPr>
-          <w:lang w:val="en_US" w:bidi="en_US"/>
+          <w:lang w:val="el_GR" w:bidi="el_GR"/>
         </w:rPr>
         <w:t xml:space="preserve">, licensed under a </w:t>
       </w:r>
       <w:hyperlink r:id="rId14">
         <w:r>
           <w:rPr>
-            <w:lang w:val="en_US" w:bidi="en_US"/>
+            <w:lang w:val="el_GR" w:bidi="el_GR"/>
           </w:rPr>
           <w:rPr>
             <w:color w:val="0000EE"/>
@@ -79,18 +79,18 @@
       </w:hyperlink>
       <w:r>
         <w:rPr>
-          <w:lang w:val="en_US" w:bidi="en_US"/>
+          <w:lang w:val="el_GR" w:bidi="el_GR"/>
         </w:rPr>
         <w:t>.</w:t>
       </w:r>
       <w:r>
         <w:rPr>
-          <w:lang w:val="en_US" w:bidi="en_US"/>
-        </w:rPr>
-      </w:r>
-      <w:r>
-        <w:rPr>
-          <w:lang w:val="en_US" w:bidi="en_US"/>
+          <w:lang w:val="el_GR" w:bidi="el_GR"/>
+        </w:rPr>
+      </w:r>
+      <w:r>
+        <w:rPr>
+          <w:lang w:val="el_GR" w:bidi="el_GR"/>
         </w:rPr>
       </w:r>
     </w:p>
@@ -100,7 +100,7 @@
       </w:pPr>
       <w:r>
         <w:rPr>
-          <w:lang w:val="en_US" w:bidi="en_US"/>
+          <w:lang w:val="el_GR" w:bidi="el_GR"/>
         </w:rPr>
         <w:t>The SBL Greek New Testament</w:t>
       </w:r>
@@ -127,7 +127,7 @@
       <w:pPr/>
       <w:r>
         <w:rPr>
-          <w:lang w:val="en_US" w:bidi="en_US"/>
+          <w:lang w:val="el_GR" w:bidi="el_GR"/>
         </w:rPr>
       </w:r>
     </w:p>
@@ -137,31 +137,31 @@
       </w:pPr>
       <w:r>
         <w:rPr>
-          <w:lang w:val="en_US" w:bidi="en_US"/>
-        </w:rPr>
-      </w:r>
-    </w:p>
-    <w:p>
-      <w:pPr/>
-      <w:r>
-        <w:rPr>
-          <w:lang w:val="en_US" w:bidi="en_US"/>
-        </w:rPr>
-      </w:r>
-      <w:r>
-        <w:rPr>
-          <w:lang w:val="en_US" w:bidi="en_US"/>
+          <w:lang w:val="el_GR" w:bidi="el_GR"/>
+        </w:rPr>
+      </w:r>
+    </w:p>
+    <w:p>
+      <w:pPr/>
+      <w:r>
+        <w:rPr>
+          <w:lang w:val="el_GR" w:bidi="el_GR"/>
+        </w:rPr>
+      </w:r>
+      <w:r>
+        <w:rPr>
+          <w:lang w:val="el_GR" w:bidi="el_GR"/>
         </w:rPr>
         <w:t xml:space="preserve"> </w:t>
       </w:r>
       <w:r>
         <w:rPr>
-          <w:lang w:val="en_US" w:bidi="en_US"/>
-        </w:rPr>
-      </w:r>
-      <w:r>
-        <w:rPr>
-          <w:lang w:val="en_US" w:bidi="en_US"/>
+          <w:lang w:val="el_GR" w:bidi="el_GR"/>
+        </w:rPr>
+      </w:r>
+      <w:r>
+        <w:rPr>
+          <w:lang w:val="el_GR" w:bidi="el_GR"/>
         </w:rPr>
       </w:r>
     </w:p>
@@ -186,33 +186,33 @@
       </w:pPr>
       <w:r>
         <w:rPr>
-          <w:lang w:val="en_US" w:bidi="en_US"/>
+          <w:lang w:val="el_GR" w:bidi="el_GR"/>
         </w:rPr>
         <w:t>Ephesians 1:1</w:t>
       </w:r>
       <w:r>
         <w:rPr>
-          <w:lang w:val="en_US" w:bidi="en_US"/>
-        </w:rPr>
-      </w:r>
-    </w:p>
-    <w:p>
-      <w:pPr/>
-      <w:r>
-        <w:rPr>
-          <w:lang w:val="en_US" w:bidi="en_US"/>
-        </w:rPr>
-      </w:r>
-      <w:r>
-        <w:rPr>
-          <w:vertAlign w:val="superscript"/>
-          <w:lang w:val="en_US" w:bidi="en_US"/>
+          <w:lang w:val="el_GR" w:bidi="el_GR"/>
+        </w:rPr>
+      </w:r>
+    </w:p>
+    <w:p>
+      <w:pPr/>
+      <w:r>
+        <w:rPr>
+          <w:lang w:val="el_GR" w:bidi="el_GR"/>
+        </w:rPr>
+      </w:r>
+      <w:r>
+        <w:rPr>
+          <w:vertAlign w:val="superscript"/>
+          <w:lang w:val="el_GR" w:bidi="el_GR"/>
         </w:rPr>
         <w:t>1</w:t>
       </w:r>
       <w:r>
         <w:rPr>
-          <w:lang w:val="en_US" w:bidi="en_US"/>
+          <w:lang w:val="el_GR" w:bidi="el_GR"/>
         </w:rPr>
         <w:t xml:space="preserve"> Παῦλος ἀπόστολος Χριστοῦ Ἰησοῦ διὰ θελήματος θεοῦ τοῖς ἁγίοις τοῖς οὖσιν ἐν Ἐφέσῳ] καὶ πιστοῖς ἐν Χριστῷ Ἰησοῦ·</w:t>
       </w:r>
@@ -221,19 +221,19 @@
       <w:pPr/>
       <w:r>
         <w:rPr>
-          <w:lang w:val="en_US" w:bidi="en_US"/>
-        </w:rPr>
-      </w:r>
-      <w:r>
-        <w:rPr>
-          <w:vertAlign w:val="superscript"/>
-          <w:lang w:val="en_US" w:bidi="en_US"/>
+          <w:lang w:val="el_GR" w:bidi="el_GR"/>
+        </w:rPr>
+      </w:r>
+      <w:r>
+        <w:rPr>
+          <w:vertAlign w:val="superscript"/>
+          <w:lang w:val="el_GR" w:bidi="el_GR"/>
         </w:rPr>
         <w:t>2</w:t>
       </w:r>
       <w:r>
         <w:rPr>
-          <w:lang w:val="en_US" w:bidi="en_US"/>
+          <w:lang w:val="el_GR" w:bidi="el_GR"/>
         </w:rPr>
         <w:t xml:space="preserve"> χάρις ὑμῖν καὶ εἰρήνη ἀπὸ θεοῦ πατρὸς ἡμῶν καὶ κυρίου Ἰησοῦ Χριστοῦ.</w:t>
       </w:r>
@@ -242,19 +242,19 @@
       <w:pPr/>
       <w:r>
         <w:rPr>
-          <w:lang w:val="en_US" w:bidi="en_US"/>
-        </w:rPr>
-      </w:r>
-      <w:r>
-        <w:rPr>
-          <w:vertAlign w:val="superscript"/>
-          <w:lang w:val="en_US" w:bidi="en_US"/>
+          <w:lang w:val="el_GR" w:bidi="el_GR"/>
+        </w:rPr>
+      </w:r>
+      <w:r>
+        <w:rPr>
+          <w:vertAlign w:val="superscript"/>
+          <w:lang w:val="el_GR" w:bidi="el_GR"/>
         </w:rPr>
         <w:t>3</w:t>
       </w:r>
       <w:r>
         <w:rPr>
-          <w:lang w:val="en_US" w:bidi="en_US"/>
+          <w:lang w:val="el_GR" w:bidi="el_GR"/>
         </w:rPr>
         <w:t xml:space="preserve"> Εὐλογητὸς ὁ θεὸς καὶ πατὴρ τοῦ κυρίου ἡμῶν Ἰησοῦ Χριστοῦ, ὁ εὐλογήσας ἡμᾶς ἐν πάσῃ εὐλογίᾳ πνευματικῇ ἐν τοῖς ἐπουρανίοις ἐν Χριστῷ,</w:t>
       </w:r>
@@ -263,19 +263,19 @@
       <w:pPr/>
       <w:r>
         <w:rPr>
-          <w:lang w:val="en_US" w:bidi="en_US"/>
-        </w:rPr>
-      </w:r>
-      <w:r>
-        <w:rPr>
-          <w:vertAlign w:val="superscript"/>
-          <w:lang w:val="en_US" w:bidi="en_US"/>
+          <w:lang w:val="el_GR" w:bidi="el_GR"/>
+        </w:rPr>
+      </w:r>
+      <w:r>
+        <w:rPr>
+          <w:vertAlign w:val="superscript"/>
+          <w:lang w:val="el_GR" w:bidi="el_GR"/>
         </w:rPr>
         <w:t>4</w:t>
       </w:r>
       <w:r>
         <w:rPr>
-          <w:lang w:val="en_US" w:bidi="en_US"/>
+          <w:lang w:val="el_GR" w:bidi="el_GR"/>
         </w:rPr>
         <w:t xml:space="preserve"> καθὼς ἐξελέξατο ἡμᾶς ἐν αὐτῷ πρὸ καταβολῆς κόσμου, εἶναι ἡμᾶς ἁγίους καὶ ἀμώμους κατενώπιον αὐτοῦ ἐν ἀγάπῃ,</w:t>
       </w:r>
@@ -284,19 +284,19 @@
       <w:pPr/>
       <w:r>
         <w:rPr>
-          <w:lang w:val="en_US" w:bidi="en_US"/>
-        </w:rPr>
-      </w:r>
-      <w:r>
-        <w:rPr>
-          <w:vertAlign w:val="superscript"/>
-          <w:lang w:val="en_US" w:bidi="en_US"/>
+          <w:lang w:val="el_GR" w:bidi="el_GR"/>
+        </w:rPr>
+      </w:r>
+      <w:r>
+        <w:rPr>
+          <w:vertAlign w:val="superscript"/>
+          <w:lang w:val="el_GR" w:bidi="el_GR"/>
         </w:rPr>
         <w:t>5</w:t>
       </w:r>
       <w:r>
         <w:rPr>
-          <w:lang w:val="en_US" w:bidi="en_US"/>
+          <w:lang w:val="el_GR" w:bidi="el_GR"/>
         </w:rPr>
         <w:t xml:space="preserve"> προορίσας ἡμᾶς εἰς υἱοθεσίαν διὰ Ἰησοῦ Χριστοῦ εἰς αὐτόν, κατὰ τὴν εὐδοκίαν τοῦ θελήματος αὐτοῦ,</w:t>
       </w:r>
@@ -305,19 +305,19 @@
       <w:pPr/>
       <w:r>
         <w:rPr>
-          <w:lang w:val="en_US" w:bidi="en_US"/>
-        </w:rPr>
-      </w:r>
-      <w:r>
-        <w:rPr>
-          <w:vertAlign w:val="superscript"/>
-          <w:lang w:val="en_US" w:bidi="en_US"/>
+          <w:lang w:val="el_GR" w:bidi="el_GR"/>
+        </w:rPr>
+      </w:r>
+      <w:r>
+        <w:rPr>
+          <w:vertAlign w:val="superscript"/>
+          <w:lang w:val="el_GR" w:bidi="el_GR"/>
         </w:rPr>
         <w:t>6</w:t>
       </w:r>
       <w:r>
         <w:rPr>
-          <w:lang w:val="en_US" w:bidi="en_US"/>
+          <w:lang w:val="el_GR" w:bidi="el_GR"/>
         </w:rPr>
         <w:t xml:space="preserve"> εἰς ἔπαινον δόξης τῆς χάριτος αὐτοῦ ἧς ἐχαρίτωσεν ἡμᾶς ἐν τῷ ἠγαπημένῳ,</w:t>
       </w:r>
@@ -326,19 +326,19 @@
       <w:pPr/>
       <w:r>
         <w:rPr>
-          <w:lang w:val="en_US" w:bidi="en_US"/>
-        </w:rPr>
-      </w:r>
-      <w:r>
-        <w:rPr>
-          <w:vertAlign w:val="superscript"/>
-          <w:lang w:val="en_US" w:bidi="en_US"/>
+          <w:lang w:val="el_GR" w:bidi="el_GR"/>
+        </w:rPr>
+      </w:r>
+      <w:r>
+        <w:rPr>
+          <w:vertAlign w:val="superscript"/>
+          <w:lang w:val="el_GR" w:bidi="el_GR"/>
         </w:rPr>
         <w:t>7</w:t>
       </w:r>
       <w:r>
         <w:rPr>
-          <w:lang w:val="en_US" w:bidi="en_US"/>
+          <w:lang w:val="el_GR" w:bidi="el_GR"/>
         </w:rPr>
         <w:t xml:space="preserve"> ἐν ᾧ ἔχομεν τὴν ἀπολύτρωσιν διὰ τοῦ αἵματος αὐτοῦ, τὴν ἄφεσιν τῶν παραπτωμάτων, κατὰ τὸ πλοῦτος τῆς χάριτος αὐτοῦ</w:t>
       </w:r>
@@ -347,19 +347,19 @@
       <w:pPr/>
       <w:r>
         <w:rPr>
-          <w:lang w:val="en_US" w:bidi="en_US"/>
-        </w:rPr>
-      </w:r>
-      <w:r>
-        <w:rPr>
-          <w:vertAlign w:val="superscript"/>
-          <w:lang w:val="en_US" w:bidi="en_US"/>
+          <w:lang w:val="el_GR" w:bidi="el_GR"/>
+        </w:rPr>
+      </w:r>
+      <w:r>
+        <w:rPr>
+          <w:vertAlign w:val="superscript"/>
+          <w:lang w:val="el_GR" w:bidi="el_GR"/>
         </w:rPr>
         <w:t>8</w:t>
       </w:r>
       <w:r>
         <w:rPr>
-          <w:lang w:val="en_US" w:bidi="en_US"/>
+          <w:lang w:val="el_GR" w:bidi="el_GR"/>
         </w:rPr>
         <w:t xml:space="preserve"> ἧς ἐπερίσσευσεν εἰς ἡμᾶς ἐν πάσῃ σοφίᾳ καὶ φρονήσει</w:t>
       </w:r>
@@ -368,19 +368,19 @@
       <w:pPr/>
       <w:r>
         <w:rPr>
-          <w:lang w:val="en_US" w:bidi="en_US"/>
-        </w:rPr>
-      </w:r>
-      <w:r>
-        <w:rPr>
-          <w:vertAlign w:val="superscript"/>
-          <w:lang w:val="en_US" w:bidi="en_US"/>
+          <w:lang w:val="el_GR" w:bidi="el_GR"/>
+        </w:rPr>
+      </w:r>
+      <w:r>
+        <w:rPr>
+          <w:vertAlign w:val="superscript"/>
+          <w:lang w:val="el_GR" w:bidi="el_GR"/>
         </w:rPr>
         <w:t>9</w:t>
       </w:r>
       <w:r>
         <w:rPr>
-          <w:lang w:val="en_US" w:bidi="en_US"/>
+          <w:lang w:val="el_GR" w:bidi="el_GR"/>
         </w:rPr>
         <w:t xml:space="preserve"> γνωρίσας ἡμῖν τὸ μυστήριον τοῦ θελήματος αὐτοῦ, κατὰ τὴν εὐδοκίαν αὐτοῦ ἣν προέθετο ἐν αὐτῷ</w:t>
       </w:r>
@@ -389,19 +389,19 @@
       <w:pPr/>
       <w:r>
         <w:rPr>
-          <w:lang w:val="en_US" w:bidi="en_US"/>
-        </w:rPr>
-      </w:r>
-      <w:r>
-        <w:rPr>
-          <w:vertAlign w:val="superscript"/>
-          <w:lang w:val="en_US" w:bidi="en_US"/>
+          <w:lang w:val="el_GR" w:bidi="el_GR"/>
+        </w:rPr>
+      </w:r>
+      <w:r>
+        <w:rPr>
+          <w:vertAlign w:val="superscript"/>
+          <w:lang w:val="el_GR" w:bidi="el_GR"/>
         </w:rPr>
         <w:t>10</w:t>
       </w:r>
       <w:r>
         <w:rPr>
-          <w:lang w:val="en_US" w:bidi="en_US"/>
+          <w:lang w:val="el_GR" w:bidi="el_GR"/>
         </w:rPr>
         <w:t xml:space="preserve"> εἰς οἰκονομίαν τοῦ πληρώματος τῶν καιρῶν, ἀνακεφαλαιώσασθαι τὰ πάντα ἐν τῷ Χριστῷ, τὰ ἐπὶ τοῖς οὐρανοῖς καὶ τὰ ἐπὶ τῆς γῆς· ἐν αὐτῷ,</w:t>
       </w:r>
@@ -410,19 +410,19 @@
       <w:pPr/>
       <w:r>
         <w:rPr>
-          <w:lang w:val="en_US" w:bidi="en_US"/>
-        </w:rPr>
-      </w:r>
-      <w:r>
-        <w:rPr>
-          <w:vertAlign w:val="superscript"/>
-          <w:lang w:val="en_US" w:bidi="en_US"/>
+          <w:lang w:val="el_GR" w:bidi="el_GR"/>
+        </w:rPr>
+      </w:r>
+      <w:r>
+        <w:rPr>
+          <w:vertAlign w:val="superscript"/>
+          <w:lang w:val="el_GR" w:bidi="el_GR"/>
         </w:rPr>
         <w:t>11</w:t>
       </w:r>
       <w:r>
         <w:rPr>
-          <w:lang w:val="en_US" w:bidi="en_US"/>
+          <w:lang w:val="el_GR" w:bidi="el_GR"/>
         </w:rPr>
         <w:t xml:space="preserve"> ἐν ᾧ καὶ ἐκληρώθημεν προορισθέντες κατὰ πρόθεσιν τοῦ τὰ πάντα ἐνεργοῦντος κατὰ τὴν βουλὴν τοῦ θελήματος αὐτοῦ,</w:t>
       </w:r>
@@ -431,19 +431,19 @@
       <w:pPr/>
       <w:r>
         <w:rPr>
-          <w:lang w:val="en_US" w:bidi="en_US"/>
-        </w:rPr>
-      </w:r>
-      <w:r>
-        <w:rPr>
-          <w:vertAlign w:val="superscript"/>
-          <w:lang w:val="en_US" w:bidi="en_US"/>
+          <w:lang w:val="el_GR" w:bidi="el_GR"/>
+        </w:rPr>
+      </w:r>
+      <w:r>
+        <w:rPr>
+          <w:vertAlign w:val="superscript"/>
+          <w:lang w:val="el_GR" w:bidi="el_GR"/>
         </w:rPr>
         <w:t>12</w:t>
       </w:r>
       <w:r>
         <w:rPr>
-          <w:lang w:val="en_US" w:bidi="en_US"/>
+          <w:lang w:val="el_GR" w:bidi="el_GR"/>
         </w:rPr>
         <w:t xml:space="preserve"> εἰς τὸ εἶναι ἡμᾶς εἰς ἔπαινον δόξης αὐτοῦ τοὺς προηλπικότας ἐν τῷ Χριστῷ·</w:t>
       </w:r>
@@ -452,19 +452,19 @@
       <w:pPr/>
       <w:r>
         <w:rPr>
-          <w:lang w:val="en_US" w:bidi="en_US"/>
-        </w:rPr>
-      </w:r>
-      <w:r>
-        <w:rPr>
-          <w:vertAlign w:val="superscript"/>
-          <w:lang w:val="en_US" w:bidi="en_US"/>
+          <w:lang w:val="el_GR" w:bidi="el_GR"/>
+        </w:rPr>
+      </w:r>
+      <w:r>
+        <w:rPr>
+          <w:vertAlign w:val="superscript"/>
+          <w:lang w:val="el_GR" w:bidi="el_GR"/>
         </w:rPr>
         <w:t>13</w:t>
       </w:r>
       <w:r>
         <w:rPr>
-          <w:lang w:val="en_US" w:bidi="en_US"/>
+          <w:lang w:val="el_GR" w:bidi="el_GR"/>
         </w:rPr>
         <w:t xml:space="preserve"> ἐν ᾧ καὶ ὑμεῖς ἀκούσαντες τὸν λόγον τῆς ἀληθείας, τὸ εὐαγγέλιον τῆς σωτηρίας ὑμῶν, ἐν ᾧ καὶ πιστεύσαντες ἐσφραγίσθητε τῷ πνεύματι τῆς ἐπαγγελίας τῷ ἁγίῳ,</w:t>
       </w:r>
@@ -473,19 +473,19 @@
       <w:pPr/>
       <w:r>
         <w:rPr>
-          <w:lang w:val="en_US" w:bidi="en_US"/>
-        </w:rPr>
-      </w:r>
-      <w:r>
-        <w:rPr>
-          <w:vertAlign w:val="superscript"/>
-          <w:lang w:val="en_US" w:bidi="en_US"/>
+          <w:lang w:val="el_GR" w:bidi="el_GR"/>
+        </w:rPr>
+      </w:r>
+      <w:r>
+        <w:rPr>
+          <w:vertAlign w:val="superscript"/>
+          <w:lang w:val="el_GR" w:bidi="el_GR"/>
         </w:rPr>
         <w:t>14</w:t>
       </w:r>
       <w:r>
         <w:rPr>
-          <w:lang w:val="en_US" w:bidi="en_US"/>
+          <w:lang w:val="el_GR" w:bidi="el_GR"/>
         </w:rPr>
         <w:t xml:space="preserve"> ὅ ἐστιν ἀρραβὼν τῆς κληρονομίας ἡμῶν, εἰς ἀπολύτρωσιν τῆς περιποιήσεως, εἰς ἔπαινον τῆς δόξης αὐτοῦ.</w:t>
       </w:r>
@@ -494,19 +494,19 @@
       <w:pPr/>
       <w:r>
         <w:rPr>
-          <w:lang w:val="en_US" w:bidi="en_US"/>
-        </w:rPr>
-      </w:r>
-      <w:r>
-        <w:rPr>
-          <w:vertAlign w:val="superscript"/>
-          <w:lang w:val="en_US" w:bidi="en_US"/>
+          <w:lang w:val="el_GR" w:bidi="el_GR"/>
+        </w:rPr>
+      </w:r>
+      <w:r>
+        <w:rPr>
+          <w:vertAlign w:val="superscript"/>
+          <w:lang w:val="el_GR" w:bidi="el_GR"/>
         </w:rPr>
         <w:t>15</w:t>
       </w:r>
       <w:r>
         <w:rPr>
-          <w:lang w:val="en_US" w:bidi="en_US"/>
+          <w:lang w:val="el_GR" w:bidi="el_GR"/>
         </w:rPr>
         <w:t xml:space="preserve"> Διὰ τοῦτο κἀγώ, ἀκούσας τὴν καθʼ ὑμᾶς πίστιν ἐν τῷ κυρίῳ Ἰησοῦ καὶ τὴν ἀγάπην τὴν εἰς πάντας τοὺς ἁγίους,</w:t>
       </w:r>
@@ -515,19 +515,19 @@
       <w:pPr/>
       <w:r>
         <w:rPr>
-          <w:lang w:val="en_US" w:bidi="en_US"/>
-        </w:rPr>
-      </w:r>
-      <w:r>
-        <w:rPr>
-          <w:vertAlign w:val="superscript"/>
-          <w:lang w:val="en_US" w:bidi="en_US"/>
+          <w:lang w:val="el_GR" w:bidi="el_GR"/>
+        </w:rPr>
+      </w:r>
+      <w:r>
+        <w:rPr>
+          <w:vertAlign w:val="superscript"/>
+          <w:lang w:val="el_GR" w:bidi="el_GR"/>
         </w:rPr>
         <w:t>16</w:t>
       </w:r>
       <w:r>
         <w:rPr>
-          <w:lang w:val="en_US" w:bidi="en_US"/>
+          <w:lang w:val="el_GR" w:bidi="el_GR"/>
         </w:rPr>
         <w:t xml:space="preserve"> οὐ παύομαι εὐχαριστῶν ὑπὲρ ὑμῶν μνείαν ποιούμενος ἐπὶ τῶν προσευχῶν μου,</w:t>
       </w:r>
@@ -536,19 +536,19 @@
       <w:pPr/>
       <w:r>
         <w:rPr>
-          <w:lang w:val="en_US" w:bidi="en_US"/>
-        </w:rPr>
-      </w:r>
-      <w:r>
-        <w:rPr>
-          <w:vertAlign w:val="superscript"/>
-          <w:lang w:val="en_US" w:bidi="en_US"/>
+          <w:lang w:val="el_GR" w:bidi="el_GR"/>
+        </w:rPr>
+      </w:r>
+      <w:r>
+        <w:rPr>
+          <w:vertAlign w:val="superscript"/>
+          <w:lang w:val="el_GR" w:bidi="el_GR"/>
         </w:rPr>
         <w:t>17</w:t>
       </w:r>
       <w:r>
         <w:rPr>
-          <w:lang w:val="en_US" w:bidi="en_US"/>
+          <w:lang w:val="el_GR" w:bidi="el_GR"/>
         </w:rPr>
         <w:t xml:space="preserve"> ἵνα ὁ θεὸς τοῦ κυρίου ἡμῶν Ἰησοῦ Χριστοῦ, ὁ πατὴρ τῆς δόξης, δώῃ ὑμῖν πνεῦμα σοφίας καὶ ἀποκαλύψεως ἐν ἐπιγνώσει αὐτοῦ,</w:t>
       </w:r>
@@ -557,19 +557,19 @@
       <w:pPr/>
       <w:r>
         <w:rPr>
-          <w:lang w:val="en_US" w:bidi="en_US"/>
-        </w:rPr>
-      </w:r>
-      <w:r>
-        <w:rPr>
-          <w:vertAlign w:val="superscript"/>
-          <w:lang w:val="en_US" w:bidi="en_US"/>
+          <w:lang w:val="el_GR" w:bidi="el_GR"/>
+        </w:rPr>
+      </w:r>
+      <w:r>
+        <w:rPr>
+          <w:vertAlign w:val="superscript"/>
+          <w:lang w:val="el_GR" w:bidi="el_GR"/>
         </w:rPr>
         <w:t>18</w:t>
       </w:r>
       <w:r>
         <w:rPr>
-          <w:lang w:val="en_US" w:bidi="en_US"/>
+          <w:lang w:val="el_GR" w:bidi="el_GR"/>
         </w:rPr>
         <w:t xml:space="preserve"> πεφωτισμένους τοὺς ὀφθαλμοὺς τῆς καρδίας ὑμῶν εἰς τὸ εἰδέναι ὑμᾶς τίς ἐστιν ἡ ἐλπὶς τῆς κλήσεως αὐτοῦ, τίς ὁ πλοῦτος τῆς δόξης τῆς κληρονομίας αὐτοῦ ἐν τοῖς ἁγίοις,</w:t>
       </w:r>
@@ -578,19 +578,19 @@
       <w:pPr/>
       <w:r>
         <w:rPr>
-          <w:lang w:val="en_US" w:bidi="en_US"/>
-        </w:rPr>
-      </w:r>
-      <w:r>
-        <w:rPr>
-          <w:vertAlign w:val="superscript"/>
-          <w:lang w:val="en_US" w:bidi="en_US"/>
+          <w:lang w:val="el_GR" w:bidi="el_GR"/>
+        </w:rPr>
+      </w:r>
+      <w:r>
+        <w:rPr>
+          <w:vertAlign w:val="superscript"/>
+          <w:lang w:val="el_GR" w:bidi="el_GR"/>
         </w:rPr>
         <w:t>19</w:t>
       </w:r>
       <w:r>
         <w:rPr>
-          <w:lang w:val="en_US" w:bidi="en_US"/>
+          <w:lang w:val="el_GR" w:bidi="el_GR"/>
         </w:rPr>
         <w:t xml:space="preserve"> καὶ τί τὸ ὑπερβάλλον μέγεθος τῆς δυνάμεως αὐτοῦ εἰς ἡμᾶς τοὺς πιστεύοντας κατὰ τὴν ἐνέργειαν τοῦ κράτους τῆς ἰσχύος αὐτοῦ</w:t>
       </w:r>
@@ -599,19 +599,19 @@
       <w:pPr/>
       <w:r>
         <w:rPr>
-          <w:lang w:val="en_US" w:bidi="en_US"/>
-        </w:rPr>
-      </w:r>
-      <w:r>
-        <w:rPr>
-          <w:vertAlign w:val="superscript"/>
-          <w:lang w:val="en_US" w:bidi="en_US"/>
+          <w:lang w:val="el_GR" w:bidi="el_GR"/>
+        </w:rPr>
+      </w:r>
+      <w:r>
+        <w:rPr>
+          <w:vertAlign w:val="superscript"/>
+          <w:lang w:val="el_GR" w:bidi="el_GR"/>
         </w:rPr>
         <w:t>20</w:t>
       </w:r>
       <w:r>
         <w:rPr>
-          <w:lang w:val="en_US" w:bidi="en_US"/>
+          <w:lang w:val="el_GR" w:bidi="el_GR"/>
         </w:rPr>
         <w:t xml:space="preserve"> ἣν ἐνήργηκεν ἐν τῷ Χριστῷ ἐγείρας αὐτὸν ἐκ νεκρῶν, καὶ καθίσας ἐν δεξιᾷ αὐτοῦ ἐν τοῖς ἐπουρανίοις</w:t>
       </w:r>
@@ -620,19 +620,19 @@
       <w:pPr/>
       <w:r>
         <w:rPr>
-          <w:lang w:val="en_US" w:bidi="en_US"/>
-        </w:rPr>
-      </w:r>
-      <w:r>
-        <w:rPr>
-          <w:vertAlign w:val="superscript"/>
-          <w:lang w:val="en_US" w:bidi="en_US"/>
+          <w:lang w:val="el_GR" w:bidi="el_GR"/>
+        </w:rPr>
+      </w:r>
+      <w:r>
+        <w:rPr>
+          <w:vertAlign w:val="superscript"/>
+          <w:lang w:val="el_GR" w:bidi="el_GR"/>
         </w:rPr>
         <w:t>21</w:t>
       </w:r>
       <w:r>
         <w:rPr>
-          <w:lang w:val="en_US" w:bidi="en_US"/>
+          <w:lang w:val="el_GR" w:bidi="el_GR"/>
         </w:rPr>
         <w:t xml:space="preserve"> ὑπεράνω πάσης ἀρχῆς καὶ ἐξουσίας καὶ δυνάμεως καὶ κυριότητος καὶ παντὸς ὀνόματος ὀνομαζομένου οὐ μόνον ἐν τῷ αἰῶνι τούτῳ ἀλλὰ καὶ ἐν τῷ μέλλοντι·</w:t>
       </w:r>
@@ -641,19 +641,19 @@
       <w:pPr/>
       <w:r>
         <w:rPr>
-          <w:lang w:val="en_US" w:bidi="en_US"/>
-        </w:rPr>
-      </w:r>
-      <w:r>
-        <w:rPr>
-          <w:vertAlign w:val="superscript"/>
-          <w:lang w:val="en_US" w:bidi="en_US"/>
+          <w:lang w:val="el_GR" w:bidi="el_GR"/>
+        </w:rPr>
+      </w:r>
+      <w:r>
+        <w:rPr>
+          <w:vertAlign w:val="superscript"/>
+          <w:lang w:val="el_GR" w:bidi="el_GR"/>
         </w:rPr>
         <w:t>22</w:t>
       </w:r>
       <w:r>
         <w:rPr>
-          <w:lang w:val="en_US" w:bidi="en_US"/>
+          <w:lang w:val="el_GR" w:bidi="el_GR"/>
         </w:rPr>
         <w:t xml:space="preserve"> καὶ πάντα ὑπέταξεν ὑπὸ τοὺς πόδας αὐτοῦ, καὶ αὐτὸν ἔδωκεν κεφαλὴν ὑπὲρ πάντα τῇ ἐκκλησίᾳ,</w:t>
       </w:r>
@@ -662,19 +662,19 @@
       <w:pPr/>
       <w:r>
         <w:rPr>
-          <w:lang w:val="en_US" w:bidi="en_US"/>
-        </w:rPr>
-      </w:r>
-      <w:r>
-        <w:rPr>
-          <w:vertAlign w:val="superscript"/>
-          <w:lang w:val="en_US" w:bidi="en_US"/>
+          <w:lang w:val="el_GR" w:bidi="el_GR"/>
+        </w:rPr>
+      </w:r>
+      <w:r>
+        <w:rPr>
+          <w:vertAlign w:val="superscript"/>
+          <w:lang w:val="el_GR" w:bidi="el_GR"/>
         </w:rPr>
         <w:t>23</w:t>
       </w:r>
       <w:r>
         <w:rPr>
-          <w:lang w:val="en_US" w:bidi="en_US"/>
+          <w:lang w:val="el_GR" w:bidi="el_GR"/>
         </w:rPr>
         <w:t xml:space="preserve"> ἥτις ἐστὶν τὸ σῶμα αὐτοῦ, τὸ πλήρωμα τοῦ τὰ πάντα ἐν πᾶσιν πληρουμένου.</w:t>
       </w:r>
@@ -685,33 +685,33 @@
       </w:pPr>
       <w:r>
         <w:rPr>
-          <w:lang w:val="en_US" w:bidi="en_US"/>
+          <w:lang w:val="el_GR" w:bidi="el_GR"/>
         </w:rPr>
         <w:t>Ephesians 2:1</w:t>
       </w:r>
       <w:r>
         <w:rPr>
-          <w:lang w:val="en_US" w:bidi="en_US"/>
-        </w:rPr>
-      </w:r>
-    </w:p>
-    <w:p>
-      <w:pPr/>
-      <w:r>
-        <w:rPr>
-          <w:lang w:val="en_US" w:bidi="en_US"/>
-        </w:rPr>
-      </w:r>
-      <w:r>
-        <w:rPr>
-          <w:vertAlign w:val="superscript"/>
-          <w:lang w:val="en_US" w:bidi="en_US"/>
+          <w:lang w:val="el_GR" w:bidi="el_GR"/>
+        </w:rPr>
+      </w:r>
+    </w:p>
+    <w:p>
+      <w:pPr/>
+      <w:r>
+        <w:rPr>
+          <w:lang w:val="el_GR" w:bidi="el_GR"/>
+        </w:rPr>
+      </w:r>
+      <w:r>
+        <w:rPr>
+          <w:vertAlign w:val="superscript"/>
+          <w:lang w:val="el_GR" w:bidi="el_GR"/>
         </w:rPr>
         <w:t>1</w:t>
       </w:r>
       <w:r>
         <w:rPr>
-          <w:lang w:val="en_US" w:bidi="en_US"/>
+          <w:lang w:val="el_GR" w:bidi="el_GR"/>
         </w:rPr>
         <w:t xml:space="preserve"> Καὶ ὑμᾶς ὄντας νεκροὺς τοῖς παραπτώμασιν καὶ ταῖς ἁμαρτίαις ὑμῶν,</w:t>
       </w:r>
@@ -720,19 +720,19 @@
       <w:pPr/>
       <w:r>
         <w:rPr>
-          <w:lang w:val="en_US" w:bidi="en_US"/>
-        </w:rPr>
-      </w:r>
-      <w:r>
-        <w:rPr>
-          <w:vertAlign w:val="superscript"/>
-          <w:lang w:val="en_US" w:bidi="en_US"/>
+          <w:lang w:val="el_GR" w:bidi="el_GR"/>
+        </w:rPr>
+      </w:r>
+      <w:r>
+        <w:rPr>
+          <w:vertAlign w:val="superscript"/>
+          <w:lang w:val="el_GR" w:bidi="el_GR"/>
         </w:rPr>
         <w:t>2</w:t>
       </w:r>
       <w:r>
         <w:rPr>
-          <w:lang w:val="en_US" w:bidi="en_US"/>
+          <w:lang w:val="el_GR" w:bidi="el_GR"/>
         </w:rPr>
         <w:t xml:space="preserve"> ἐν αἷς ποτε περιεπατήσατε κατὰ τὸν αἰῶνα τοῦ κόσμου τούτου, κατὰ τὸν ἄρχοντα τῆς ἐξουσίας τοῦ ἀέρος, τοῦ πνεύματος τοῦ νῦν ἐνεργοῦντος ἐν τοῖς υἱοῖς τῆς ἀπειθείας·</w:t>
       </w:r>
@@ -741,19 +741,19 @@
       <w:pPr/>
       <w:r>
         <w:rPr>
-          <w:lang w:val="en_US" w:bidi="en_US"/>
-        </w:rPr>
-      </w:r>
-      <w:r>
-        <w:rPr>
-          <w:vertAlign w:val="superscript"/>
-          <w:lang w:val="en_US" w:bidi="en_US"/>
+          <w:lang w:val="el_GR" w:bidi="el_GR"/>
+        </w:rPr>
+      </w:r>
+      <w:r>
+        <w:rPr>
+          <w:vertAlign w:val="superscript"/>
+          <w:lang w:val="el_GR" w:bidi="el_GR"/>
         </w:rPr>
         <w:t>3</w:t>
       </w:r>
       <w:r>
         <w:rPr>
-          <w:lang w:val="en_US" w:bidi="en_US"/>
+          <w:lang w:val="el_GR" w:bidi="el_GR"/>
         </w:rPr>
         <w:t xml:space="preserve"> ἐν οἷς καὶ ἡμεῖς πάντες ἀνεστράφημέν ποτε ἐν ταῖς ἐπιθυμίαις τῆς σαρκὸς ἡμῶν, ποιοῦντες τὰ θελήματα τῆς σαρκὸς καὶ τῶν διανοιῶν, καὶ ἤμεθα τέκνα φύσει ὀργῆς ὡς καὶ οἱ λοιποί·</w:t>
       </w:r>
@@ -762,19 +762,19 @@
       <w:pPr/>
       <w:r>
         <w:rPr>
-          <w:lang w:val="en_US" w:bidi="en_US"/>
-        </w:rPr>
-      </w:r>
-      <w:r>
-        <w:rPr>
-          <w:vertAlign w:val="superscript"/>
-          <w:lang w:val="en_US" w:bidi="en_US"/>
+          <w:lang w:val="el_GR" w:bidi="el_GR"/>
+        </w:rPr>
+      </w:r>
+      <w:r>
+        <w:rPr>
+          <w:vertAlign w:val="superscript"/>
+          <w:lang w:val="el_GR" w:bidi="el_GR"/>
         </w:rPr>
         <w:t>4</w:t>
       </w:r>
       <w:r>
         <w:rPr>
-          <w:lang w:val="en_US" w:bidi="en_US"/>
+          <w:lang w:val="el_GR" w:bidi="el_GR"/>
         </w:rPr>
         <w:t xml:space="preserve"> ὁ δὲ θεὸς πλούσιος ὢν ἐν ἐλέει, διὰ τὴν πολλὴν ἀγάπην αὐτοῦ ἣν ἠγάπησεν ἡμᾶς,</w:t>
       </w:r>
@@ -783,19 +783,19 @@
       <w:pPr/>
       <w:r>
         <w:rPr>
-          <w:lang w:val="en_US" w:bidi="en_US"/>
-        </w:rPr>
-      </w:r>
-      <w:r>
-        <w:rPr>
-          <w:vertAlign w:val="superscript"/>
-          <w:lang w:val="en_US" w:bidi="en_US"/>
+          <w:lang w:val="el_GR" w:bidi="el_GR"/>
+        </w:rPr>
+      </w:r>
+      <w:r>
+        <w:rPr>
+          <w:vertAlign w:val="superscript"/>
+          <w:lang w:val="el_GR" w:bidi="el_GR"/>
         </w:rPr>
         <w:t>5</w:t>
       </w:r>
       <w:r>
         <w:rPr>
-          <w:lang w:val="en_US" w:bidi="en_US"/>
+          <w:lang w:val="el_GR" w:bidi="el_GR"/>
         </w:rPr>
         <w:t xml:space="preserve"> καὶ ὄντας ἡμᾶς νεκροὺς τοῖς παραπτώμασιν συνεζωοποίησεν τῷ Χριστῷ—χάριτί ἐστε σεσῳσμένοι—</w:t>
       </w:r>
@@ -804,19 +804,19 @@
       <w:pPr/>
       <w:r>
         <w:rPr>
-          <w:lang w:val="en_US" w:bidi="en_US"/>
-        </w:rPr>
-      </w:r>
-      <w:r>
-        <w:rPr>
-          <w:vertAlign w:val="superscript"/>
-          <w:lang w:val="en_US" w:bidi="en_US"/>
+          <w:lang w:val="el_GR" w:bidi="el_GR"/>
+        </w:rPr>
+      </w:r>
+      <w:r>
+        <w:rPr>
+          <w:vertAlign w:val="superscript"/>
+          <w:lang w:val="el_GR" w:bidi="el_GR"/>
         </w:rPr>
         <w:t>6</w:t>
       </w:r>
       <w:r>
         <w:rPr>
-          <w:lang w:val="en_US" w:bidi="en_US"/>
+          <w:lang w:val="el_GR" w:bidi="el_GR"/>
         </w:rPr>
         <w:t xml:space="preserve"> καὶ συνήγειρεν καὶ συνεκάθισεν ἐν τοῖς ἐπουρανίοις ἐν Χριστῷ Ἰησοῦ,</w:t>
       </w:r>
@@ -825,19 +825,19 @@
       <w:pPr/>
       <w:r>
         <w:rPr>
-          <w:lang w:val="en_US" w:bidi="en_US"/>
-        </w:rPr>
-      </w:r>
-      <w:r>
-        <w:rPr>
-          <w:vertAlign w:val="superscript"/>
-          <w:lang w:val="en_US" w:bidi="en_US"/>
+          <w:lang w:val="el_GR" w:bidi="el_GR"/>
+        </w:rPr>
+      </w:r>
+      <w:r>
+        <w:rPr>
+          <w:vertAlign w:val="superscript"/>
+          <w:lang w:val="el_GR" w:bidi="el_GR"/>
         </w:rPr>
         <w:t>7</w:t>
       </w:r>
       <w:r>
         <w:rPr>
-          <w:lang w:val="en_US" w:bidi="en_US"/>
+          <w:lang w:val="el_GR" w:bidi="el_GR"/>
         </w:rPr>
         <w:t xml:space="preserve"> ἵνα ἐνδείξηται ἐν τοῖς αἰῶσιν τοῖς ἐπερχομένοις τὸ ὑπερβάλλον πλοῦτος τῆς χάριτος αὐτοῦ ἐν χρηστότητι ἐφʼ ἡμᾶς ἐν Χριστῷ Ἰησοῦ.</w:t>
       </w:r>
@@ -846,19 +846,19 @@
       <w:pPr/>
       <w:r>
         <w:rPr>
-          <w:lang w:val="en_US" w:bidi="en_US"/>
-        </w:rPr>
-      </w:r>
-      <w:r>
-        <w:rPr>
-          <w:vertAlign w:val="superscript"/>
-          <w:lang w:val="en_US" w:bidi="en_US"/>
+          <w:lang w:val="el_GR" w:bidi="el_GR"/>
+        </w:rPr>
+      </w:r>
+      <w:r>
+        <w:rPr>
+          <w:vertAlign w:val="superscript"/>
+          <w:lang w:val="el_GR" w:bidi="el_GR"/>
         </w:rPr>
         <w:t>8</w:t>
       </w:r>
       <w:r>
         <w:rPr>
-          <w:lang w:val="en_US" w:bidi="en_US"/>
+          <w:lang w:val="el_GR" w:bidi="el_GR"/>
         </w:rPr>
         <w:t xml:space="preserve"> τῇ γὰρ χάριτί ἐστε σεσῳσμένοι διὰ πίστεως· καὶ τοῦτο οὐκ ἐξ ὑμῶν, θεοῦ τὸ δῶρον·</w:t>
       </w:r>
@@ -867,19 +867,19 @@
       <w:pPr/>
       <w:r>
         <w:rPr>
-          <w:lang w:val="en_US" w:bidi="en_US"/>
-        </w:rPr>
-      </w:r>
-      <w:r>
-        <w:rPr>
-          <w:vertAlign w:val="superscript"/>
-          <w:lang w:val="en_US" w:bidi="en_US"/>
+          <w:lang w:val="el_GR" w:bidi="el_GR"/>
+        </w:rPr>
+      </w:r>
+      <w:r>
+        <w:rPr>
+          <w:vertAlign w:val="superscript"/>
+          <w:lang w:val="el_GR" w:bidi="el_GR"/>
         </w:rPr>
         <w:t>9</w:t>
       </w:r>
       <w:r>
         <w:rPr>
-          <w:lang w:val="en_US" w:bidi="en_US"/>
+          <w:lang w:val="el_GR" w:bidi="el_GR"/>
         </w:rPr>
         <w:t xml:space="preserve"> οὐκ ἐξ ἔργων, ἵνα μή τις καυχήσηται.</w:t>
       </w:r>
@@ -888,19 +888,19 @@
       <w:pPr/>
       <w:r>
         <w:rPr>
-          <w:lang w:val="en_US" w:bidi="en_US"/>
-        </w:rPr>
-      </w:r>
-      <w:r>
-        <w:rPr>
-          <w:vertAlign w:val="superscript"/>
-          <w:lang w:val="en_US" w:bidi="en_US"/>
+          <w:lang w:val="el_GR" w:bidi="el_GR"/>
+        </w:rPr>
+      </w:r>
+      <w:r>
+        <w:rPr>
+          <w:vertAlign w:val="superscript"/>
+          <w:lang w:val="el_GR" w:bidi="el_GR"/>
         </w:rPr>
         <w:t>10</w:t>
       </w:r>
       <w:r>
         <w:rPr>
-          <w:lang w:val="en_US" w:bidi="en_US"/>
+          <w:lang w:val="el_GR" w:bidi="el_GR"/>
         </w:rPr>
         <w:t xml:space="preserve"> αὐτοῦ γάρ ἐσμεν ποίημα, κτισθέντες ἐν Χριστῷ Ἰησοῦ ἐπὶ ἔργοις ἀγαθοῖς οἷς προητοίμασεν ὁ θεὸς ἵνα ἐν αὐτοῖς περιπατήσωμεν.</w:t>
       </w:r>
@@ -909,19 +909,19 @@
       <w:pPr/>
       <w:r>
         <w:rPr>
-          <w:lang w:val="en_US" w:bidi="en_US"/>
-        </w:rPr>
-      </w:r>
-      <w:r>
-        <w:rPr>
-          <w:vertAlign w:val="superscript"/>
-          <w:lang w:val="en_US" w:bidi="en_US"/>
+          <w:lang w:val="el_GR" w:bidi="el_GR"/>
+        </w:rPr>
+      </w:r>
+      <w:r>
+        <w:rPr>
+          <w:vertAlign w:val="superscript"/>
+          <w:lang w:val="el_GR" w:bidi="el_GR"/>
         </w:rPr>
         <w:t>11</w:t>
       </w:r>
       <w:r>
         <w:rPr>
-          <w:lang w:val="en_US" w:bidi="en_US"/>
+          <w:lang w:val="el_GR" w:bidi="el_GR"/>
         </w:rPr>
         <w:t xml:space="preserve"> Διὸ μνημονεύετε ὅτι ποτὲ ὑμεῖς τὰ ἔθνη ἐν σαρκί, οἱ λεγόμενοι ἀκροβυστία ὑπὸ τῆς λεγομένης περιτομῆς ἐν σαρκὶ χειροποιήτου,</w:t>
       </w:r>
@@ -930,19 +930,19 @@
       <w:pPr/>
       <w:r>
         <w:rPr>
-          <w:lang w:val="en_US" w:bidi="en_US"/>
-        </w:rPr>
-      </w:r>
-      <w:r>
-        <w:rPr>
-          <w:vertAlign w:val="superscript"/>
-          <w:lang w:val="en_US" w:bidi="en_US"/>
+          <w:lang w:val="el_GR" w:bidi="el_GR"/>
+        </w:rPr>
+      </w:r>
+      <w:r>
+        <w:rPr>
+          <w:vertAlign w:val="superscript"/>
+          <w:lang w:val="el_GR" w:bidi="el_GR"/>
         </w:rPr>
         <w:t>12</w:t>
       </w:r>
       <w:r>
         <w:rPr>
-          <w:lang w:val="en_US" w:bidi="en_US"/>
+          <w:lang w:val="el_GR" w:bidi="el_GR"/>
         </w:rPr>
         <w:t xml:space="preserve"> ὅτι ἦτε τῷ καιρῷ ἐκείνῳ χωρὶς Χριστοῦ, ἀπηλλοτριωμένοι τῆς πολιτείας τοῦ Ἰσραὴλ καὶ ξένοι τῶν διαθηκῶν τῆς ἐπαγγελίας, ἐλπίδα μὴ ἔχοντες καὶ ἄθεοι ἐν τῷ κόσμῳ.</w:t>
       </w:r>
@@ -951,19 +951,19 @@
       <w:pPr/>
       <w:r>
         <w:rPr>
-          <w:lang w:val="en_US" w:bidi="en_US"/>
-        </w:rPr>
-      </w:r>
-      <w:r>
-        <w:rPr>
-          <w:vertAlign w:val="superscript"/>
-          <w:lang w:val="en_US" w:bidi="en_US"/>
+          <w:lang w:val="el_GR" w:bidi="el_GR"/>
+        </w:rPr>
+      </w:r>
+      <w:r>
+        <w:rPr>
+          <w:vertAlign w:val="superscript"/>
+          <w:lang w:val="el_GR" w:bidi="el_GR"/>
         </w:rPr>
         <w:t>13</w:t>
       </w:r>
       <w:r>
         <w:rPr>
-          <w:lang w:val="en_US" w:bidi="en_US"/>
+          <w:lang w:val="el_GR" w:bidi="el_GR"/>
         </w:rPr>
         <w:t xml:space="preserve"> νυνὶ δὲ ἐν Χριστῷ Ἰησοῦ ὑμεῖς οἵ ποτε ὄντες μακρὰν ἐγενήθητε ἐγγὺς ἐν τῷ αἵματι τοῦ Χριστοῦ.</w:t>
       </w:r>
@@ -972,19 +972,19 @@
       <w:pPr/>
       <w:r>
         <w:rPr>
-          <w:lang w:val="en_US" w:bidi="en_US"/>
-        </w:rPr>
-      </w:r>
-      <w:r>
-        <w:rPr>
-          <w:vertAlign w:val="superscript"/>
-          <w:lang w:val="en_US" w:bidi="en_US"/>
+          <w:lang w:val="el_GR" w:bidi="el_GR"/>
+        </w:rPr>
+      </w:r>
+      <w:r>
+        <w:rPr>
+          <w:vertAlign w:val="superscript"/>
+          <w:lang w:val="el_GR" w:bidi="el_GR"/>
         </w:rPr>
         <w:t>14</w:t>
       </w:r>
       <w:r>
         <w:rPr>
-          <w:lang w:val="en_US" w:bidi="en_US"/>
+          <w:lang w:val="el_GR" w:bidi="el_GR"/>
         </w:rPr>
         <w:t xml:space="preserve"> αὐτὸς γάρ ἐστιν ἡ εἰρήνη ἡμῶν, ὁ ποιήσας τὰ ἀμφότερα ἓν καὶ τὸ μεσότοιχον τοῦ φραγμοῦ λύσας, τὴν ἔχθραν ἐν τῇ σαρκὶ αὐτοῦ,</w:t>
       </w:r>
@@ -993,19 +993,19 @@
       <w:pPr/>
       <w:r>
         <w:rPr>
-          <w:lang w:val="en_US" w:bidi="en_US"/>
-        </w:rPr>
-      </w:r>
-      <w:r>
-        <w:rPr>
-          <w:vertAlign w:val="superscript"/>
-          <w:lang w:val="en_US" w:bidi="en_US"/>
+          <w:lang w:val="el_GR" w:bidi="el_GR"/>
+        </w:rPr>
+      </w:r>
+      <w:r>
+        <w:rPr>
+          <w:vertAlign w:val="superscript"/>
+          <w:lang w:val="el_GR" w:bidi="el_GR"/>
         </w:rPr>
         <w:t>15</w:t>
       </w:r>
       <w:r>
         <w:rPr>
-          <w:lang w:val="en_US" w:bidi="en_US"/>
+          <w:lang w:val="el_GR" w:bidi="el_GR"/>
         </w:rPr>
         <w:t xml:space="preserve"> τὸν νόμον τῶν ἐντολῶν ἐν δόγμασιν καταργήσας, ἵνα τοὺς δύο κτίσῃ ἐν αὑτῷ εἰς ἕνα καινὸν ἄνθρωπον ποιῶν εἰρήνην,</w:t>
       </w:r>
@@ -1014,19 +1014,19 @@
       <w:pPr/>
       <w:r>
         <w:rPr>
-          <w:lang w:val="en_US" w:bidi="en_US"/>
-        </w:rPr>
-      </w:r>
-      <w:r>
-        <w:rPr>
-          <w:vertAlign w:val="superscript"/>
-          <w:lang w:val="en_US" w:bidi="en_US"/>
+          <w:lang w:val="el_GR" w:bidi="el_GR"/>
+        </w:rPr>
+      </w:r>
+      <w:r>
+        <w:rPr>
+          <w:vertAlign w:val="superscript"/>
+          <w:lang w:val="el_GR" w:bidi="el_GR"/>
         </w:rPr>
         <w:t>16</w:t>
       </w:r>
       <w:r>
         <w:rPr>
-          <w:lang w:val="en_US" w:bidi="en_US"/>
+          <w:lang w:val="el_GR" w:bidi="el_GR"/>
         </w:rPr>
         <w:t xml:space="preserve"> καὶ ἀποκαταλλάξῃ τοὺς ἀμφοτέρους ἐν ἑνὶ σώματι τῷ θεῷ διὰ τοῦ σταυροῦ ἀποκτείνας τὴν ἔχθραν ἐν αὐτῷ·</w:t>
       </w:r>
@@ -1035,19 +1035,19 @@
       <w:pPr/>
       <w:r>
         <w:rPr>
-          <w:lang w:val="en_US" w:bidi="en_US"/>
-        </w:rPr>
-      </w:r>
-      <w:r>
-        <w:rPr>
-          <w:vertAlign w:val="superscript"/>
-          <w:lang w:val="en_US" w:bidi="en_US"/>
+          <w:lang w:val="el_GR" w:bidi="el_GR"/>
+        </w:rPr>
+      </w:r>
+      <w:r>
+        <w:rPr>
+          <w:vertAlign w:val="superscript"/>
+          <w:lang w:val="el_GR" w:bidi="el_GR"/>
         </w:rPr>
         <w:t>17</w:t>
       </w:r>
       <w:r>
         <w:rPr>
-          <w:lang w:val="en_US" w:bidi="en_US"/>
+          <w:lang w:val="el_GR" w:bidi="el_GR"/>
         </w:rPr>
         <w:t xml:space="preserve"> καὶ ἐλθὼν εὐηγγελίσατο εἰρήνην ὑμῖν τοῖς μακρὰν καὶ εἰρήνην τοῖς ἐγγύς·</w:t>
       </w:r>
@@ -1056,19 +1056,19 @@
       <w:pPr/>
       <w:r>
         <w:rPr>
-          <w:lang w:val="en_US" w:bidi="en_US"/>
-        </w:rPr>
-      </w:r>
-      <w:r>
-        <w:rPr>
-          <w:vertAlign w:val="superscript"/>
-          <w:lang w:val="en_US" w:bidi="en_US"/>
+          <w:lang w:val="el_GR" w:bidi="el_GR"/>
+        </w:rPr>
+      </w:r>
+      <w:r>
+        <w:rPr>
+          <w:vertAlign w:val="superscript"/>
+          <w:lang w:val="el_GR" w:bidi="el_GR"/>
         </w:rPr>
         <w:t>18</w:t>
       </w:r>
       <w:r>
         <w:rPr>
-          <w:lang w:val="en_US" w:bidi="en_US"/>
+          <w:lang w:val="el_GR" w:bidi="el_GR"/>
         </w:rPr>
         <w:t xml:space="preserve"> ὅτι διʼ αὐτοῦ ἔχομεν τὴν προσαγωγὴν οἱ ἀμφότεροι ἐν ἑνὶ πνεύματι πρὸς τὸν πατέρα.</w:t>
       </w:r>
@@ -1077,19 +1077,19 @@
       <w:pPr/>
       <w:r>
         <w:rPr>
-          <w:lang w:val="en_US" w:bidi="en_US"/>
-        </w:rPr>
-      </w:r>
-      <w:r>
-        <w:rPr>
-          <w:vertAlign w:val="superscript"/>
-          <w:lang w:val="en_US" w:bidi="en_US"/>
+          <w:lang w:val="el_GR" w:bidi="el_GR"/>
+        </w:rPr>
+      </w:r>
+      <w:r>
+        <w:rPr>
+          <w:vertAlign w:val="superscript"/>
+          <w:lang w:val="el_GR" w:bidi="el_GR"/>
         </w:rPr>
         <w:t>19</w:t>
       </w:r>
       <w:r>
         <w:rPr>
-          <w:lang w:val="en_US" w:bidi="en_US"/>
+          <w:lang w:val="el_GR" w:bidi="el_GR"/>
         </w:rPr>
         <w:t xml:space="preserve"> ἄρα οὖν οὐκέτι ἐστὲ ξένοι καὶ πάροικοι, ἀλλὰ ἐστὲ συμπολῖται τῶν ἁγίων καὶ οἰκεῖοι τοῦ θεοῦ,</w:t>
       </w:r>
@@ -1098,19 +1098,19 @@
       <w:pPr/>
       <w:r>
         <w:rPr>
-          <w:lang w:val="en_US" w:bidi="en_US"/>
-        </w:rPr>
-      </w:r>
-      <w:r>
-        <w:rPr>
-          <w:vertAlign w:val="superscript"/>
-          <w:lang w:val="en_US" w:bidi="en_US"/>
+          <w:lang w:val="el_GR" w:bidi="el_GR"/>
+        </w:rPr>
+      </w:r>
+      <w:r>
+        <w:rPr>
+          <w:vertAlign w:val="superscript"/>
+          <w:lang w:val="el_GR" w:bidi="el_GR"/>
         </w:rPr>
         <w:t>20</w:t>
       </w:r>
       <w:r>
         <w:rPr>
-          <w:lang w:val="en_US" w:bidi="en_US"/>
+          <w:lang w:val="el_GR" w:bidi="el_GR"/>
         </w:rPr>
         <w:t xml:space="preserve"> ἐποικοδομηθέντες ἐπὶ τῷ θεμελίῳ τῶν ἀποστόλων καὶ προφητῶν, ὄντος ἀκρογωνιαίου αὐτοῦ Χριστοῦ Ἰησοῦ,</w:t>
       </w:r>
@@ -1119,19 +1119,19 @@
       <w:pPr/>
       <w:r>
         <w:rPr>
-          <w:lang w:val="en_US" w:bidi="en_US"/>
-        </w:rPr>
-      </w:r>
-      <w:r>
-        <w:rPr>
-          <w:vertAlign w:val="superscript"/>
-          <w:lang w:val="en_US" w:bidi="en_US"/>
+          <w:lang w:val="el_GR" w:bidi="el_GR"/>
+        </w:rPr>
+      </w:r>
+      <w:r>
+        <w:rPr>
+          <w:vertAlign w:val="superscript"/>
+          <w:lang w:val="el_GR" w:bidi="el_GR"/>
         </w:rPr>
         <w:t>21</w:t>
       </w:r>
       <w:r>
         <w:rPr>
-          <w:lang w:val="en_US" w:bidi="en_US"/>
+          <w:lang w:val="el_GR" w:bidi="el_GR"/>
         </w:rPr>
         <w:t xml:space="preserve"> ἐν ᾧ πᾶσα οἰκοδομὴ συναρμολογουμένη αὔξει εἰς ναὸν ἅγιον ἐν κυρίῳ,</w:t>
       </w:r>
@@ -1140,19 +1140,19 @@
       <w:pPr/>
       <w:r>
         <w:rPr>
-          <w:lang w:val="en_US" w:bidi="en_US"/>
-        </w:rPr>
-      </w:r>
-      <w:r>
-        <w:rPr>
-          <w:vertAlign w:val="superscript"/>
-          <w:lang w:val="en_US" w:bidi="en_US"/>
+          <w:lang w:val="el_GR" w:bidi="el_GR"/>
+        </w:rPr>
+      </w:r>
+      <w:r>
+        <w:rPr>
+          <w:vertAlign w:val="superscript"/>
+          <w:lang w:val="el_GR" w:bidi="el_GR"/>
         </w:rPr>
         <w:t>22</w:t>
       </w:r>
       <w:r>
         <w:rPr>
-          <w:lang w:val="en_US" w:bidi="en_US"/>
+          <w:lang w:val="el_GR" w:bidi="el_GR"/>
         </w:rPr>
         <w:t xml:space="preserve"> ἐν ᾧ καὶ ὑμεῖς συνοικοδομεῖσθε εἰς κατοικητήριον τοῦ θεοῦ ἐν πνεύματι.</w:t>
       </w:r>
@@ -1163,33 +1163,33 @@
       </w:pPr>
       <w:r>
         <w:rPr>
-          <w:lang w:val="en_US" w:bidi="en_US"/>
+          <w:lang w:val="el_GR" w:bidi="el_GR"/>
         </w:rPr>
         <w:t>Ephesians 3:1</w:t>
       </w:r>
       <w:r>
         <w:rPr>
-          <w:lang w:val="en_US" w:bidi="en_US"/>
-        </w:rPr>
-      </w:r>
-    </w:p>
-    <w:p>
-      <w:pPr/>
-      <w:r>
-        <w:rPr>
-          <w:lang w:val="en_US" w:bidi="en_US"/>
-        </w:rPr>
-      </w:r>
-      <w:r>
-        <w:rPr>
-          <w:vertAlign w:val="superscript"/>
-          <w:lang w:val="en_US" w:bidi="en_US"/>
+          <w:lang w:val="el_GR" w:bidi="el_GR"/>
+        </w:rPr>
+      </w:r>
+    </w:p>
+    <w:p>
+      <w:pPr/>
+      <w:r>
+        <w:rPr>
+          <w:lang w:val="el_GR" w:bidi="el_GR"/>
+        </w:rPr>
+      </w:r>
+      <w:r>
+        <w:rPr>
+          <w:vertAlign w:val="superscript"/>
+          <w:lang w:val="el_GR" w:bidi="el_GR"/>
         </w:rPr>
         <w:t>1</w:t>
       </w:r>
       <w:r>
         <w:rPr>
-          <w:lang w:val="en_US" w:bidi="en_US"/>
+          <w:lang w:val="el_GR" w:bidi="el_GR"/>
         </w:rPr>
         <w:t xml:space="preserve"> Τούτου χάριν ἐγὼ Παῦλος ὁ δέσμιος τοῦ Χριστοῦ Ἰησοῦ ὑπὲρ ὑμῶν τῶν ἐθνῶν—</w:t>
       </w:r>
@@ -1198,19 +1198,19 @@
       <w:pPr/>
       <w:r>
         <w:rPr>
-          <w:lang w:val="en_US" w:bidi="en_US"/>
-        </w:rPr>
-      </w:r>
-      <w:r>
-        <w:rPr>
-          <w:vertAlign w:val="superscript"/>
-          <w:lang w:val="en_US" w:bidi="en_US"/>
+          <w:lang w:val="el_GR" w:bidi="el_GR"/>
+        </w:rPr>
+      </w:r>
+      <w:r>
+        <w:rPr>
+          <w:vertAlign w:val="superscript"/>
+          <w:lang w:val="el_GR" w:bidi="el_GR"/>
         </w:rPr>
         <w:t>2</w:t>
       </w:r>
       <w:r>
         <w:rPr>
-          <w:lang w:val="en_US" w:bidi="en_US"/>
+          <w:lang w:val="el_GR" w:bidi="el_GR"/>
         </w:rPr>
         <w:t xml:space="preserve"> εἴ γε ἠκούσατε τὴν οἰκονομίαν τῆς χάριτος τοῦ θεοῦ τῆς δοθείσης μοι εἰς ὑμᾶς·</w:t>
       </w:r>
@@ -1219,19 +1219,19 @@
       <w:pPr/>
       <w:r>
         <w:rPr>
-          <w:lang w:val="en_US" w:bidi="en_US"/>
-        </w:rPr>
-      </w:r>
-      <w:r>
-        <w:rPr>
-          <w:vertAlign w:val="superscript"/>
-          <w:lang w:val="en_US" w:bidi="en_US"/>
+          <w:lang w:val="el_GR" w:bidi="el_GR"/>
+        </w:rPr>
+      </w:r>
+      <w:r>
+        <w:rPr>
+          <w:vertAlign w:val="superscript"/>
+          <w:lang w:val="el_GR" w:bidi="el_GR"/>
         </w:rPr>
         <w:t>3</w:t>
       </w:r>
       <w:r>
         <w:rPr>
-          <w:lang w:val="en_US" w:bidi="en_US"/>
+          <w:lang w:val="el_GR" w:bidi="el_GR"/>
         </w:rPr>
         <w:t xml:space="preserve"> κατὰ ἀποκάλυψιν ἐγνωρίσθη μοι τὸ μυστήριον, καθὼς προέγραψα ἐν ὀλίγῳ,</w:t>
       </w:r>
@@ -1240,19 +1240,19 @@
       <w:pPr/>
       <w:r>
         <w:rPr>
-          <w:lang w:val="en_US" w:bidi="en_US"/>
-        </w:rPr>
-      </w:r>
-      <w:r>
-        <w:rPr>
-          <w:vertAlign w:val="superscript"/>
-          <w:lang w:val="en_US" w:bidi="en_US"/>
+          <w:lang w:val="el_GR" w:bidi="el_GR"/>
+        </w:rPr>
+      </w:r>
+      <w:r>
+        <w:rPr>
+          <w:vertAlign w:val="superscript"/>
+          <w:lang w:val="el_GR" w:bidi="el_GR"/>
         </w:rPr>
         <w:t>4</w:t>
       </w:r>
       <w:r>
         <w:rPr>
-          <w:lang w:val="en_US" w:bidi="en_US"/>
+          <w:lang w:val="el_GR" w:bidi="el_GR"/>
         </w:rPr>
         <w:t xml:space="preserve"> πρὸς ὃ δύνασθε ἀναγινώσκοντες νοῆσαι τὴν σύνεσίν μου ἐν τῷ μυστηρίῳ τοῦ Χριστοῦ,</w:t>
       </w:r>
@@ -1261,19 +1261,19 @@
       <w:pPr/>
       <w:r>
         <w:rPr>
-          <w:lang w:val="en_US" w:bidi="en_US"/>
-        </w:rPr>
-      </w:r>
-      <w:r>
-        <w:rPr>
-          <w:vertAlign w:val="superscript"/>
-          <w:lang w:val="en_US" w:bidi="en_US"/>
+          <w:lang w:val="el_GR" w:bidi="el_GR"/>
+        </w:rPr>
+      </w:r>
+      <w:r>
+        <w:rPr>
+          <w:vertAlign w:val="superscript"/>
+          <w:lang w:val="el_GR" w:bidi="el_GR"/>
         </w:rPr>
         <w:t>5</w:t>
       </w:r>
       <w:r>
         <w:rPr>
-          <w:lang w:val="en_US" w:bidi="en_US"/>
+          <w:lang w:val="el_GR" w:bidi="el_GR"/>
         </w:rPr>
         <w:t xml:space="preserve"> ὃ ἑτέραις γενεαῖς οὐκ ἐγνωρίσθη τοῖς υἱοῖς τῶν ἀνθρώπων ὡς νῦν ἀπεκαλύφθη τοῖς ἁγίοις ἀποστόλοις αὐτοῦ καὶ προφήταις ἐν πνεύματι,</w:t>
       </w:r>
@@ -1282,19 +1282,19 @@
       <w:pPr/>
       <w:r>
         <w:rPr>
-          <w:lang w:val="en_US" w:bidi="en_US"/>
-        </w:rPr>
-      </w:r>
-      <w:r>
-        <w:rPr>
-          <w:vertAlign w:val="superscript"/>
-          <w:lang w:val="en_US" w:bidi="en_US"/>
+          <w:lang w:val="el_GR" w:bidi="el_GR"/>
+        </w:rPr>
+      </w:r>
+      <w:r>
+        <w:rPr>
+          <w:vertAlign w:val="superscript"/>
+          <w:lang w:val="el_GR" w:bidi="el_GR"/>
         </w:rPr>
         <w:t>6</w:t>
       </w:r>
       <w:r>
         <w:rPr>
-          <w:lang w:val="en_US" w:bidi="en_US"/>
+          <w:lang w:val="el_GR" w:bidi="el_GR"/>
         </w:rPr>
         <w:t xml:space="preserve"> εἶναι τὰ ἔθνη συγκληρονόμα καὶ σύσσωμα καὶ συμμέτοχα τῆς ἐπαγγελίας ἐν Χριστῷ Ἰησοῦ διὰ τοῦ εὐαγγελίου,</w:t>
       </w:r>
@@ -1303,19 +1303,19 @@
       <w:pPr/>
       <w:r>
         <w:rPr>
-          <w:lang w:val="en_US" w:bidi="en_US"/>
-        </w:rPr>
-      </w:r>
-      <w:r>
-        <w:rPr>
-          <w:vertAlign w:val="superscript"/>
-          <w:lang w:val="en_US" w:bidi="en_US"/>
+          <w:lang w:val="el_GR" w:bidi="el_GR"/>
+        </w:rPr>
+      </w:r>
+      <w:r>
+        <w:rPr>
+          <w:vertAlign w:val="superscript"/>
+          <w:lang w:val="el_GR" w:bidi="el_GR"/>
         </w:rPr>
         <w:t>7</w:t>
       </w:r>
       <w:r>
         <w:rPr>
-          <w:lang w:val="en_US" w:bidi="en_US"/>
+          <w:lang w:val="el_GR" w:bidi="el_GR"/>
         </w:rPr>
         <w:t xml:space="preserve"> οὗ ἐγενήθην διάκονος κατὰ τὴν δωρεὰν τῆς χάριτος τοῦ θεοῦ τῆς δοθείσης μοι κατὰ τὴν ἐνέργειαν τῆς δυνάμεως αὐτοῦ—</w:t>
       </w:r>
@@ -1324,19 +1324,19 @@
       <w:pPr/>
       <w:r>
         <w:rPr>
-          <w:lang w:val="en_US" w:bidi="en_US"/>
-        </w:rPr>
-      </w:r>
-      <w:r>
-        <w:rPr>
-          <w:vertAlign w:val="superscript"/>
-          <w:lang w:val="en_US" w:bidi="en_US"/>
+          <w:lang w:val="el_GR" w:bidi="el_GR"/>
+        </w:rPr>
+      </w:r>
+      <w:r>
+        <w:rPr>
+          <w:vertAlign w:val="superscript"/>
+          <w:lang w:val="el_GR" w:bidi="el_GR"/>
         </w:rPr>
         <w:t>8</w:t>
       </w:r>
       <w:r>
         <w:rPr>
-          <w:lang w:val="en_US" w:bidi="en_US"/>
+          <w:lang w:val="el_GR" w:bidi="el_GR"/>
         </w:rPr>
         <w:t xml:space="preserve"> ἐμοὶ τῷ ἐλαχιστοτέρῳ πάντων ἁγίων ἐδόθη ἡ χάρις αὕτη—τοῖς ἔθνεσιν εὐαγγελίσασθαι τὸ ἀνεξιχνίαστον πλοῦτος τοῦ Χριστοῦ,</w:t>
       </w:r>
@@ -1345,19 +1345,19 @@
       <w:pPr/>
       <w:r>
         <w:rPr>
-          <w:lang w:val="en_US" w:bidi="en_US"/>
-        </w:rPr>
-      </w:r>
-      <w:r>
-        <w:rPr>
-          <w:vertAlign w:val="superscript"/>
-          <w:lang w:val="en_US" w:bidi="en_US"/>
+          <w:lang w:val="el_GR" w:bidi="el_GR"/>
+        </w:rPr>
+      </w:r>
+      <w:r>
+        <w:rPr>
+          <w:vertAlign w:val="superscript"/>
+          <w:lang w:val="el_GR" w:bidi="el_GR"/>
         </w:rPr>
         <w:t>9</w:t>
       </w:r>
       <w:r>
         <w:rPr>
-          <w:lang w:val="en_US" w:bidi="en_US"/>
+          <w:lang w:val="el_GR" w:bidi="el_GR"/>
         </w:rPr>
         <w:t xml:space="preserve"> καὶ φωτίσαι πάντας τίς ἡ οἰκονομία τοῦ μυστηρίου τοῦ ἀποκεκρυμμένου ἀπὸ τῶν αἰώνων ἐν τῷ θεῷ τῷ τὰ πάντα κτίσαντι,</w:t>
       </w:r>
@@ -1366,19 +1366,19 @@
       <w:pPr/>
       <w:r>
         <w:rPr>
-          <w:lang w:val="en_US" w:bidi="en_US"/>
-        </w:rPr>
-      </w:r>
-      <w:r>
-        <w:rPr>
-          <w:vertAlign w:val="superscript"/>
-          <w:lang w:val="en_US" w:bidi="en_US"/>
+          <w:lang w:val="el_GR" w:bidi="el_GR"/>
+        </w:rPr>
+      </w:r>
+      <w:r>
+        <w:rPr>
+          <w:vertAlign w:val="superscript"/>
+          <w:lang w:val="el_GR" w:bidi="el_GR"/>
         </w:rPr>
         <w:t>10</w:t>
       </w:r>
       <w:r>
         <w:rPr>
-          <w:lang w:val="en_US" w:bidi="en_US"/>
+          <w:lang w:val="el_GR" w:bidi="el_GR"/>
         </w:rPr>
         <w:t xml:space="preserve"> ἵνα γνωρισθῇ νῦν ταῖς ἀρχαῖς καὶ ταῖς ἐξουσίαις ἐν τοῖς ἐπουρανίοις διὰ τῆς ἐκκλησίας ἡ πολυποίκιλος σοφία τοῦ θεοῦ,</w:t>
       </w:r>
@@ -1387,19 +1387,19 @@
       <w:pPr/>
       <w:r>
         <w:rPr>
-          <w:lang w:val="en_US" w:bidi="en_US"/>
-        </w:rPr>
-      </w:r>
-      <w:r>
-        <w:rPr>
-          <w:vertAlign w:val="superscript"/>
-          <w:lang w:val="en_US" w:bidi="en_US"/>
+          <w:lang w:val="el_GR" w:bidi="el_GR"/>
+        </w:rPr>
+      </w:r>
+      <w:r>
+        <w:rPr>
+          <w:vertAlign w:val="superscript"/>
+          <w:lang w:val="el_GR" w:bidi="el_GR"/>
         </w:rPr>
         <w:t>11</w:t>
       </w:r>
       <w:r>
         <w:rPr>
-          <w:lang w:val="en_US" w:bidi="en_US"/>
+          <w:lang w:val="el_GR" w:bidi="el_GR"/>
         </w:rPr>
         <w:t xml:space="preserve"> κατὰ πρόθεσιν τῶν αἰώνων ἣν ἐποίησεν ἐν τῷ Χριστῷ Ἰησοῦ τῷ κυρίῳ ἡμῶν,</w:t>
       </w:r>
@@ -1408,19 +1408,19 @@
       <w:pPr/>
       <w:r>
         <w:rPr>
-          <w:lang w:val="en_US" w:bidi="en_US"/>
-        </w:rPr>
-      </w:r>
-      <w:r>
-        <w:rPr>
-          <w:vertAlign w:val="superscript"/>
-          <w:lang w:val="en_US" w:bidi="en_US"/>
+          <w:lang w:val="el_GR" w:bidi="el_GR"/>
+        </w:rPr>
+      </w:r>
+      <w:r>
+        <w:rPr>
+          <w:vertAlign w:val="superscript"/>
+          <w:lang w:val="el_GR" w:bidi="el_GR"/>
         </w:rPr>
         <w:t>12</w:t>
       </w:r>
       <w:r>
         <w:rPr>
-          <w:lang w:val="en_US" w:bidi="en_US"/>
+          <w:lang w:val="el_GR" w:bidi="el_GR"/>
         </w:rPr>
         <w:t xml:space="preserve"> ἐν ᾧ ἔχομεν τὴν παρρησίαν καὶ προσαγωγὴν ἐν πεποιθήσει διὰ τῆς πίστεως αὐτοῦ.</w:t>
       </w:r>
@@ -1429,19 +1429,19 @@
       <w:pPr/>
       <w:r>
         <w:rPr>
-          <w:lang w:val="en_US" w:bidi="en_US"/>
-        </w:rPr>
-      </w:r>
-      <w:r>
-        <w:rPr>
-          <w:vertAlign w:val="superscript"/>
-          <w:lang w:val="en_US" w:bidi="en_US"/>
+          <w:lang w:val="el_GR" w:bidi="el_GR"/>
+        </w:rPr>
+      </w:r>
+      <w:r>
+        <w:rPr>
+          <w:vertAlign w:val="superscript"/>
+          <w:lang w:val="el_GR" w:bidi="el_GR"/>
         </w:rPr>
         <w:t>13</w:t>
       </w:r>
       <w:r>
         <w:rPr>
-          <w:lang w:val="en_US" w:bidi="en_US"/>
+          <w:lang w:val="el_GR" w:bidi="el_GR"/>
         </w:rPr>
         <w:t xml:space="preserve"> διὸ αἰτοῦμαι μὴ ἐγκακεῖν ἐν ταῖς θλίψεσίν μου ὑπὲρ ὑμῶν, ἥτις ἐστὶν δόξα ὑμῶν.</w:t>
       </w:r>
@@ -1450,19 +1450,19 @@
       <w:pPr/>
       <w:r>
         <w:rPr>
-          <w:lang w:val="en_US" w:bidi="en_US"/>
-        </w:rPr>
-      </w:r>
-      <w:r>
-        <w:rPr>
-          <w:vertAlign w:val="superscript"/>
-          <w:lang w:val="en_US" w:bidi="en_US"/>
+          <w:lang w:val="el_GR" w:bidi="el_GR"/>
+        </w:rPr>
+      </w:r>
+      <w:r>
+        <w:rPr>
+          <w:vertAlign w:val="superscript"/>
+          <w:lang w:val="el_GR" w:bidi="el_GR"/>
         </w:rPr>
         <w:t>14</w:t>
       </w:r>
       <w:r>
         <w:rPr>
-          <w:lang w:val="en_US" w:bidi="en_US"/>
+          <w:lang w:val="el_GR" w:bidi="el_GR"/>
         </w:rPr>
         <w:t xml:space="preserve"> Τούτου χάριν κάμπτω τὰ γόνατά μου πρὸς τὸν πατέρα,</w:t>
       </w:r>
@@ -1471,19 +1471,19 @@
       <w:pPr/>
       <w:r>
         <w:rPr>
-          <w:lang w:val="en_US" w:bidi="en_US"/>
-        </w:rPr>
-      </w:r>
-      <w:r>
-        <w:rPr>
-          <w:vertAlign w:val="superscript"/>
-          <w:lang w:val="en_US" w:bidi="en_US"/>
+          <w:lang w:val="el_GR" w:bidi="el_GR"/>
+        </w:rPr>
+      </w:r>
+      <w:r>
+        <w:rPr>
+          <w:vertAlign w:val="superscript"/>
+          <w:lang w:val="el_GR" w:bidi="el_GR"/>
         </w:rPr>
         <w:t>15</w:t>
       </w:r>
       <w:r>
         <w:rPr>
-          <w:lang w:val="en_US" w:bidi="en_US"/>
+          <w:lang w:val="el_GR" w:bidi="el_GR"/>
         </w:rPr>
         <w:t xml:space="preserve"> ἐξ οὗ πᾶσα πατριὰ ἐν οὐρανοῖς καὶ ἐπὶ γῆς ὀνομάζεται,</w:t>
       </w:r>
@@ -1492,19 +1492,19 @@
       <w:pPr/>
       <w:r>
         <w:rPr>
-          <w:lang w:val="en_US" w:bidi="en_US"/>
-        </w:rPr>
-      </w:r>
-      <w:r>
-        <w:rPr>
-          <w:vertAlign w:val="superscript"/>
-          <w:lang w:val="en_US" w:bidi="en_US"/>
+          <w:lang w:val="el_GR" w:bidi="el_GR"/>
+        </w:rPr>
+      </w:r>
+      <w:r>
+        <w:rPr>
+          <w:vertAlign w:val="superscript"/>
+          <w:lang w:val="el_GR" w:bidi="el_GR"/>
         </w:rPr>
         <w:t>16</w:t>
       </w:r>
       <w:r>
         <w:rPr>
-          <w:lang w:val="en_US" w:bidi="en_US"/>
+          <w:lang w:val="el_GR" w:bidi="el_GR"/>
         </w:rPr>
         <w:t xml:space="preserve"> ἵνα δῷ ὑμῖν κατὰ τὸ πλοῦτος τῆς δόξης αὐτοῦ δυνάμει κραταιωθῆναι διὰ τοῦ πνεύματος αὐτοῦ εἰς τὸν ἔσω ἄνθρωπον,</w:t>
       </w:r>
@@ -1513,19 +1513,19 @@
       <w:pPr/>
       <w:r>
         <w:rPr>
-          <w:lang w:val="en_US" w:bidi="en_US"/>
-        </w:rPr>
-      </w:r>
-      <w:r>
-        <w:rPr>
-          <w:vertAlign w:val="superscript"/>
-          <w:lang w:val="en_US" w:bidi="en_US"/>
+          <w:lang w:val="el_GR" w:bidi="el_GR"/>
+        </w:rPr>
+      </w:r>
+      <w:r>
+        <w:rPr>
+          <w:vertAlign w:val="superscript"/>
+          <w:lang w:val="el_GR" w:bidi="el_GR"/>
         </w:rPr>
         <w:t>17</w:t>
       </w:r>
       <w:r>
         <w:rPr>
-          <w:lang w:val="en_US" w:bidi="en_US"/>
+          <w:lang w:val="el_GR" w:bidi="el_GR"/>
         </w:rPr>
         <w:t xml:space="preserve"> κατοικῆσαι τὸν Χριστὸν διὰ τῆς πίστεως ἐν ταῖς καρδίαις ὑμῶν ἐν ἀγάπῃ· ἐρριζωμένοι καὶ τεθεμελιωμένοι,</w:t>
       </w:r>
@@ -1534,19 +1534,19 @@
       <w:pPr/>
       <w:r>
         <w:rPr>
-          <w:lang w:val="en_US" w:bidi="en_US"/>
-        </w:rPr>
-      </w:r>
-      <w:r>
-        <w:rPr>
-          <w:vertAlign w:val="superscript"/>
-          <w:lang w:val="en_US" w:bidi="en_US"/>
+          <w:lang w:val="el_GR" w:bidi="el_GR"/>
+        </w:rPr>
+      </w:r>
+      <w:r>
+        <w:rPr>
+          <w:vertAlign w:val="superscript"/>
+          <w:lang w:val="el_GR" w:bidi="el_GR"/>
         </w:rPr>
         <w:t>18</w:t>
       </w:r>
       <w:r>
         <w:rPr>
-          <w:lang w:val="en_US" w:bidi="en_US"/>
+          <w:lang w:val="el_GR" w:bidi="el_GR"/>
         </w:rPr>
         <w:t xml:space="preserve"> ἵνα ἐξισχύσητε καταλαβέσθαι σὺν πᾶσιν τοῖς ἁγίοις τί τὸ πλάτος καὶ μῆκος καὶ ὕψος καὶ βάθος,</w:t>
       </w:r>
@@ -1555,19 +1555,19 @@
       <w:pPr/>
       <w:r>
         <w:rPr>
-          <w:lang w:val="en_US" w:bidi="en_US"/>
-        </w:rPr>
-      </w:r>
-      <w:r>
-        <w:rPr>
-          <w:vertAlign w:val="superscript"/>
-          <w:lang w:val="en_US" w:bidi="en_US"/>
+          <w:lang w:val="el_GR" w:bidi="el_GR"/>
+        </w:rPr>
+      </w:r>
+      <w:r>
+        <w:rPr>
+          <w:vertAlign w:val="superscript"/>
+          <w:lang w:val="el_GR" w:bidi="el_GR"/>
         </w:rPr>
         <w:t>19</w:t>
       </w:r>
       <w:r>
         <w:rPr>
-          <w:lang w:val="en_US" w:bidi="en_US"/>
+          <w:lang w:val="el_GR" w:bidi="el_GR"/>
         </w:rPr>
         <w:t xml:space="preserve"> γνῶναί τε τὴν ὑπερβάλλουσαν τῆς γνώσεως ἀγάπην τοῦ Χριστοῦ, ἵνα πληρωθῆτε εἰς πᾶν τὸ πλήρωμα τοῦ θεοῦ.</w:t>
       </w:r>
@@ -1576,19 +1576,19 @@
       <w:pPr/>
       <w:r>
         <w:rPr>
-          <w:lang w:val="en_US" w:bidi="en_US"/>
-        </w:rPr>
-      </w:r>
-      <w:r>
-        <w:rPr>
-          <w:vertAlign w:val="superscript"/>
-          <w:lang w:val="en_US" w:bidi="en_US"/>
+          <w:lang w:val="el_GR" w:bidi="el_GR"/>
+        </w:rPr>
+      </w:r>
+      <w:r>
+        <w:rPr>
+          <w:vertAlign w:val="superscript"/>
+          <w:lang w:val="el_GR" w:bidi="el_GR"/>
         </w:rPr>
         <w:t>20</w:t>
       </w:r>
       <w:r>
         <w:rPr>
-          <w:lang w:val="en_US" w:bidi="en_US"/>
+          <w:lang w:val="el_GR" w:bidi="el_GR"/>
         </w:rPr>
         <w:t xml:space="preserve"> Τῷ δὲ δυναμένῳ ὑπὲρ πάντα ποιῆσαι ὑπερεκπερισσοῦ ὧν αἰτούμεθα ἢ νοοῦμεν κατὰ τὴν δύναμιν τὴν ἐνεργουμένην ἐν ἡμῖν,</w:t>
       </w:r>
@@ -1597,19 +1597,19 @@
       <w:pPr/>
       <w:r>
         <w:rPr>
-          <w:lang w:val="en_US" w:bidi="en_US"/>
-        </w:rPr>
-      </w:r>
-      <w:r>
-        <w:rPr>
-          <w:vertAlign w:val="superscript"/>
-          <w:lang w:val="en_US" w:bidi="en_US"/>
+          <w:lang w:val="el_GR" w:bidi="el_GR"/>
+        </w:rPr>
+      </w:r>
+      <w:r>
+        <w:rPr>
+          <w:vertAlign w:val="superscript"/>
+          <w:lang w:val="el_GR" w:bidi="el_GR"/>
         </w:rPr>
         <w:t>21</w:t>
       </w:r>
       <w:r>
         <w:rPr>
-          <w:lang w:val="en_US" w:bidi="en_US"/>
+          <w:lang w:val="el_GR" w:bidi="el_GR"/>
         </w:rPr>
         <w:t xml:space="preserve"> αὐτῷ ἡ δόξα ἐν τῇ ἐκκλησίᾳ καὶ ἐν Χριστῷ Ἰησοῦ εἰς πάσας τὰς γενεὰς τοῦ αἰῶνος τῶν αἰώνων· ἀμήν.</w:t>
       </w:r>
@@ -1620,33 +1620,33 @@
       </w:pPr>
       <w:r>
         <w:rPr>
-          <w:lang w:val="en_US" w:bidi="en_US"/>
+          <w:lang w:val="el_GR" w:bidi="el_GR"/>
         </w:rPr>
         <w:t>Ephesians 4:1</w:t>
       </w:r>
       <w:r>
         <w:rPr>
-          <w:lang w:val="en_US" w:bidi="en_US"/>
-        </w:rPr>
-      </w:r>
-    </w:p>
-    <w:p>
-      <w:pPr/>
-      <w:r>
-        <w:rPr>
-          <w:lang w:val="en_US" w:bidi="en_US"/>
-        </w:rPr>
-      </w:r>
-      <w:r>
-        <w:rPr>
-          <w:vertAlign w:val="superscript"/>
-          <w:lang w:val="en_US" w:bidi="en_US"/>
+          <w:lang w:val="el_GR" w:bidi="el_GR"/>
+        </w:rPr>
+      </w:r>
+    </w:p>
+    <w:p>
+      <w:pPr/>
+      <w:r>
+        <w:rPr>
+          <w:lang w:val="el_GR" w:bidi="el_GR"/>
+        </w:rPr>
+      </w:r>
+      <w:r>
+        <w:rPr>
+          <w:vertAlign w:val="superscript"/>
+          <w:lang w:val="el_GR" w:bidi="el_GR"/>
         </w:rPr>
         <w:t>1</w:t>
       </w:r>
       <w:r>
         <w:rPr>
-          <w:lang w:val="en_US" w:bidi="en_US"/>
+          <w:lang w:val="el_GR" w:bidi="el_GR"/>
         </w:rPr>
         <w:t xml:space="preserve"> Παρακαλῶ οὖν ὑμᾶς ἐγὼ ὁ δέσμιος ἐν κυρίῳ ἀξίως περιπατῆσαι τῆς κλήσεως ἧς ἐκλήθητε,</w:t>
       </w:r>
@@ -1655,19 +1655,19 @@
       <w:pPr/>
       <w:r>
         <w:rPr>
-          <w:lang w:val="en_US" w:bidi="en_US"/>
-        </w:rPr>
-      </w:r>
-      <w:r>
-        <w:rPr>
-          <w:vertAlign w:val="superscript"/>
-          <w:lang w:val="en_US" w:bidi="en_US"/>
+          <w:lang w:val="el_GR" w:bidi="el_GR"/>
+        </w:rPr>
+      </w:r>
+      <w:r>
+        <w:rPr>
+          <w:vertAlign w:val="superscript"/>
+          <w:lang w:val="el_GR" w:bidi="el_GR"/>
         </w:rPr>
         <w:t>2</w:t>
       </w:r>
       <w:r>
         <w:rPr>
-          <w:lang w:val="en_US" w:bidi="en_US"/>
+          <w:lang w:val="el_GR" w:bidi="el_GR"/>
         </w:rPr>
         <w:t xml:space="preserve"> μετὰ πάσης ταπεινοφροσύνης καὶ πραΰτητος, μετὰ μακροθυμίας, ἀνεχόμενοι ἀλλήλων ἐν ἀγάπῃ,</w:t>
       </w:r>
@@ -1676,19 +1676,19 @@
       <w:pPr/>
       <w:r>
         <w:rPr>
-          <w:lang w:val="en_US" w:bidi="en_US"/>
-        </w:rPr>
-      </w:r>
-      <w:r>
-        <w:rPr>
-          <w:vertAlign w:val="superscript"/>
-          <w:lang w:val="en_US" w:bidi="en_US"/>
+          <w:lang w:val="el_GR" w:bidi="el_GR"/>
+        </w:rPr>
+      </w:r>
+      <w:r>
+        <w:rPr>
+          <w:vertAlign w:val="superscript"/>
+          <w:lang w:val="el_GR" w:bidi="el_GR"/>
         </w:rPr>
         <w:t>3</w:t>
       </w:r>
       <w:r>
         <w:rPr>
-          <w:lang w:val="en_US" w:bidi="en_US"/>
+          <w:lang w:val="el_GR" w:bidi="el_GR"/>
         </w:rPr>
         <w:t xml:space="preserve"> σπουδάζοντες τηρεῖν τὴν ἑνότητα τοῦ πνεύματος ἐν τῷ συνδέσμῳ τῆς εἰρήνης·</w:t>
       </w:r>
@@ -1697,19 +1697,19 @@
       <w:pPr/>
       <w:r>
         <w:rPr>
-          <w:lang w:val="en_US" w:bidi="en_US"/>
-        </w:rPr>
-      </w:r>
-      <w:r>
-        <w:rPr>
-          <w:vertAlign w:val="superscript"/>
-          <w:lang w:val="en_US" w:bidi="en_US"/>
+          <w:lang w:val="el_GR" w:bidi="el_GR"/>
+        </w:rPr>
+      </w:r>
+      <w:r>
+        <w:rPr>
+          <w:vertAlign w:val="superscript"/>
+          <w:lang w:val="el_GR" w:bidi="el_GR"/>
         </w:rPr>
         <w:t>4</w:t>
       </w:r>
       <w:r>
         <w:rPr>
-          <w:lang w:val="en_US" w:bidi="en_US"/>
+          <w:lang w:val="el_GR" w:bidi="el_GR"/>
         </w:rPr>
         <w:t xml:space="preserve"> ἓν σῶμα καὶ ἓν πνεῦμα, καθὼς καὶ ἐκλήθητε ἐν μιᾷ ἐλπίδι τῆς κλήσεως ὑμῶν·</w:t>
       </w:r>
@@ -1718,19 +1718,19 @@
       <w:pPr/>
       <w:r>
         <w:rPr>
-          <w:lang w:val="en_US" w:bidi="en_US"/>
-        </w:rPr>
-      </w:r>
-      <w:r>
-        <w:rPr>
-          <w:vertAlign w:val="superscript"/>
-          <w:lang w:val="en_US" w:bidi="en_US"/>
+          <w:lang w:val="el_GR" w:bidi="el_GR"/>
+        </w:rPr>
+      </w:r>
+      <w:r>
+        <w:rPr>
+          <w:vertAlign w:val="superscript"/>
+          <w:lang w:val="el_GR" w:bidi="el_GR"/>
         </w:rPr>
         <w:t>5</w:t>
       </w:r>
       <w:r>
         <w:rPr>
-          <w:lang w:val="en_US" w:bidi="en_US"/>
+          <w:lang w:val="el_GR" w:bidi="el_GR"/>
         </w:rPr>
         <w:t xml:space="preserve"> εἷς κύριος, μία πίστις, ἓν βάπτισμα·</w:t>
       </w:r>
@@ -1739,19 +1739,19 @@
       <w:pPr/>
       <w:r>
         <w:rPr>
-          <w:lang w:val="en_US" w:bidi="en_US"/>
-        </w:rPr>
-      </w:r>
-      <w:r>
-        <w:rPr>
-          <w:vertAlign w:val="superscript"/>
-          <w:lang w:val="en_US" w:bidi="en_US"/>
+          <w:lang w:val="el_GR" w:bidi="el_GR"/>
+        </w:rPr>
+      </w:r>
+      <w:r>
+        <w:rPr>
+          <w:vertAlign w:val="superscript"/>
+          <w:lang w:val="el_GR" w:bidi="el_GR"/>
         </w:rPr>
         <w:t>6</w:t>
       </w:r>
       <w:r>
         <w:rPr>
-          <w:lang w:val="en_US" w:bidi="en_US"/>
+          <w:lang w:val="el_GR" w:bidi="el_GR"/>
         </w:rPr>
         <w:t xml:space="preserve"> εἷς θεὸς καὶ πατὴρ πάντων, ὁ ἐπὶ πάντων καὶ διὰ πάντων καὶ ἐν πᾶσιν.</w:t>
       </w:r>
@@ -1760,19 +1760,19 @@
       <w:pPr/>
       <w:r>
         <w:rPr>
-          <w:lang w:val="en_US" w:bidi="en_US"/>
-        </w:rPr>
-      </w:r>
-      <w:r>
-        <w:rPr>
-          <w:vertAlign w:val="superscript"/>
-          <w:lang w:val="en_US" w:bidi="en_US"/>
+          <w:lang w:val="el_GR" w:bidi="el_GR"/>
+        </w:rPr>
+      </w:r>
+      <w:r>
+        <w:rPr>
+          <w:vertAlign w:val="superscript"/>
+          <w:lang w:val="el_GR" w:bidi="el_GR"/>
         </w:rPr>
         <w:t>7</w:t>
       </w:r>
       <w:r>
         <w:rPr>
-          <w:lang w:val="en_US" w:bidi="en_US"/>
+          <w:lang w:val="el_GR" w:bidi="el_GR"/>
         </w:rPr>
         <w:t xml:space="preserve"> Ἑνὶ δὲ ἑκάστῳ ἡμῶν ἐδόθη ἡ χάρις κατὰ τὸ μέτρον τῆς δωρεᾶς τοῦ Χριστοῦ.</w:t>
       </w:r>
@@ -1781,19 +1781,19 @@
       <w:pPr/>
       <w:r>
         <w:rPr>
-          <w:lang w:val="en_US" w:bidi="en_US"/>
-        </w:rPr>
-      </w:r>
-      <w:r>
-        <w:rPr>
-          <w:vertAlign w:val="superscript"/>
-          <w:lang w:val="en_US" w:bidi="en_US"/>
+          <w:lang w:val="el_GR" w:bidi="el_GR"/>
+        </w:rPr>
+      </w:r>
+      <w:r>
+        <w:rPr>
+          <w:vertAlign w:val="superscript"/>
+          <w:lang w:val="el_GR" w:bidi="el_GR"/>
         </w:rPr>
         <w:t>8</w:t>
       </w:r>
       <w:r>
         <w:rPr>
-          <w:lang w:val="en_US" w:bidi="en_US"/>
+          <w:lang w:val="el_GR" w:bidi="el_GR"/>
         </w:rPr>
         <w:t xml:space="preserve"> διὸ λέγει· Ἀναβὰς εἰς ὕψος ᾐχμαλώτευσεν αἰχμαλωσίαν, ἔδωκεν δόματα τοῖς ἀνθρώποις.</w:t>
       </w:r>
@@ -1802,19 +1802,19 @@
       <w:pPr/>
       <w:r>
         <w:rPr>
-          <w:lang w:val="en_US" w:bidi="en_US"/>
-        </w:rPr>
-      </w:r>
-      <w:r>
-        <w:rPr>
-          <w:vertAlign w:val="superscript"/>
-          <w:lang w:val="en_US" w:bidi="en_US"/>
+          <w:lang w:val="el_GR" w:bidi="el_GR"/>
+        </w:rPr>
+      </w:r>
+      <w:r>
+        <w:rPr>
+          <w:vertAlign w:val="superscript"/>
+          <w:lang w:val="el_GR" w:bidi="el_GR"/>
         </w:rPr>
         <w:t>9</w:t>
       </w:r>
       <w:r>
         <w:rPr>
-          <w:lang w:val="en_US" w:bidi="en_US"/>
+          <w:lang w:val="el_GR" w:bidi="el_GR"/>
         </w:rPr>
         <w:t xml:space="preserve"> τὸ δὲ Ἀνέβη τί ἐστιν εἰ μὴ ὅτι καὶ κατέβη εἰς τὰ κατώτερα μέρη τῆς γῆς;</w:t>
       </w:r>
@@ -1823,19 +1823,19 @@
       <w:pPr/>
       <w:r>
         <w:rPr>
-          <w:lang w:val="en_US" w:bidi="en_US"/>
-        </w:rPr>
-      </w:r>
-      <w:r>
-        <w:rPr>
-          <w:vertAlign w:val="superscript"/>
-          <w:lang w:val="en_US" w:bidi="en_US"/>
+          <w:lang w:val="el_GR" w:bidi="el_GR"/>
+        </w:rPr>
+      </w:r>
+      <w:r>
+        <w:rPr>
+          <w:vertAlign w:val="superscript"/>
+          <w:lang w:val="el_GR" w:bidi="el_GR"/>
         </w:rPr>
         <w:t>10</w:t>
       </w:r>
       <w:r>
         <w:rPr>
-          <w:lang w:val="en_US" w:bidi="en_US"/>
+          <w:lang w:val="el_GR" w:bidi="el_GR"/>
         </w:rPr>
         <w:t xml:space="preserve"> ὁ καταβὰς αὐτός ἐστιν καὶ ὁ ἀναβὰς ὑπεράνω πάντων τῶν οὐρανῶν, ἵνα πληρώσῃ τὰ πάντα.</w:t>
       </w:r>
@@ -1844,19 +1844,19 @@
       <w:pPr/>
       <w:r>
         <w:rPr>
-          <w:lang w:val="en_US" w:bidi="en_US"/>
-        </w:rPr>
-      </w:r>
-      <w:r>
-        <w:rPr>
-          <w:vertAlign w:val="superscript"/>
-          <w:lang w:val="en_US" w:bidi="en_US"/>
+          <w:lang w:val="el_GR" w:bidi="el_GR"/>
+        </w:rPr>
+      </w:r>
+      <w:r>
+        <w:rPr>
+          <w:vertAlign w:val="superscript"/>
+          <w:lang w:val="el_GR" w:bidi="el_GR"/>
         </w:rPr>
         <w:t>11</w:t>
       </w:r>
       <w:r>
         <w:rPr>
-          <w:lang w:val="en_US" w:bidi="en_US"/>
+          <w:lang w:val="el_GR" w:bidi="el_GR"/>
         </w:rPr>
         <w:t xml:space="preserve"> καὶ αὐτὸς ἔδωκεν τοὺς μὲν ἀποστόλους, τοὺς δὲ προφήτας, τοὺς δὲ εὐαγγελιστάς, τοὺς δὲ ποιμένας καὶ διδασκάλους,</w:t>
       </w:r>
@@ -1865,19 +1865,19 @@
       <w:pPr/>
       <w:r>
         <w:rPr>
-          <w:lang w:val="en_US" w:bidi="en_US"/>
-        </w:rPr>
-      </w:r>
-      <w:r>
-        <w:rPr>
-          <w:vertAlign w:val="superscript"/>
-          <w:lang w:val="en_US" w:bidi="en_US"/>
+          <w:lang w:val="el_GR" w:bidi="el_GR"/>
+        </w:rPr>
+      </w:r>
+      <w:r>
+        <w:rPr>
+          <w:vertAlign w:val="superscript"/>
+          <w:lang w:val="el_GR" w:bidi="el_GR"/>
         </w:rPr>
         <w:t>12</w:t>
       </w:r>
       <w:r>
         <w:rPr>
-          <w:lang w:val="en_US" w:bidi="en_US"/>
+          <w:lang w:val="el_GR" w:bidi="el_GR"/>
         </w:rPr>
         <w:t xml:space="preserve"> πρὸς τὸν καταρτισμὸν τῶν ἁγίων εἰς ἔργον διακονίας, εἰς οἰκοδομὴν τοῦ σώματος τοῦ Χριστοῦ,</w:t>
       </w:r>
@@ -1886,19 +1886,19 @@
       <w:pPr/>
       <w:r>
         <w:rPr>
-          <w:lang w:val="en_US" w:bidi="en_US"/>
-        </w:rPr>
-      </w:r>
-      <w:r>
-        <w:rPr>
-          <w:vertAlign w:val="superscript"/>
-          <w:lang w:val="en_US" w:bidi="en_US"/>
+          <w:lang w:val="el_GR" w:bidi="el_GR"/>
+        </w:rPr>
+      </w:r>
+      <w:r>
+        <w:rPr>
+          <w:vertAlign w:val="superscript"/>
+          <w:lang w:val="el_GR" w:bidi="el_GR"/>
         </w:rPr>
         <w:t>13</w:t>
       </w:r>
       <w:r>
         <w:rPr>
-          <w:lang w:val="en_US" w:bidi="en_US"/>
+          <w:lang w:val="el_GR" w:bidi="el_GR"/>
         </w:rPr>
         <w:t xml:space="preserve"> μέχρι καταντήσωμεν οἱ πάντες εἰς τὴν ἑνότητα τῆς πίστεως καὶ τῆς ἐπιγνώσεως τοῦ υἱοῦ τοῦ θεοῦ, εἰς ἄνδρα τέλειον, εἰς μέτρον ἡλικίας τοῦ πληρώματος τοῦ Χριστοῦ,</w:t>
       </w:r>
@@ -1907,19 +1907,19 @@
       <w:pPr/>
       <w:r>
         <w:rPr>
-          <w:lang w:val="en_US" w:bidi="en_US"/>
-        </w:rPr>
-      </w:r>
-      <w:r>
-        <w:rPr>
-          <w:vertAlign w:val="superscript"/>
-          <w:lang w:val="en_US" w:bidi="en_US"/>
+          <w:lang w:val="el_GR" w:bidi="el_GR"/>
+        </w:rPr>
+      </w:r>
+      <w:r>
+        <w:rPr>
+          <w:vertAlign w:val="superscript"/>
+          <w:lang w:val="el_GR" w:bidi="el_GR"/>
         </w:rPr>
         <w:t>14</w:t>
       </w:r>
       <w:r>
         <w:rPr>
-          <w:lang w:val="en_US" w:bidi="en_US"/>
+          <w:lang w:val="el_GR" w:bidi="el_GR"/>
         </w:rPr>
         <w:t xml:space="preserve"> ἵνα μηκέτι ὦμεν νήπιοι, κλυδωνιζόμενοι καὶ περιφερόμενοι παντὶ ἀνέμῳ τῆς διδασκαλίας ἐν τῇ κυβείᾳ τῶν ἀνθρώπων ἐν πανουργίᾳ πρὸς τὴν μεθοδείαν τῆς πλάνης,</w:t>
       </w:r>
@@ -1928,19 +1928,19 @@
       <w:pPr/>
       <w:r>
         <w:rPr>
-          <w:lang w:val="en_US" w:bidi="en_US"/>
-        </w:rPr>
-      </w:r>
-      <w:r>
-        <w:rPr>
-          <w:vertAlign w:val="superscript"/>
-          <w:lang w:val="en_US" w:bidi="en_US"/>
+          <w:lang w:val="el_GR" w:bidi="el_GR"/>
+        </w:rPr>
+      </w:r>
+      <w:r>
+        <w:rPr>
+          <w:vertAlign w:val="superscript"/>
+          <w:lang w:val="el_GR" w:bidi="el_GR"/>
         </w:rPr>
         <w:t>15</w:t>
       </w:r>
       <w:r>
         <w:rPr>
-          <w:lang w:val="en_US" w:bidi="en_US"/>
+          <w:lang w:val="el_GR" w:bidi="el_GR"/>
         </w:rPr>
         <w:t xml:space="preserve"> ἀληθεύοντες δὲ ἐν ἀγάπῃ αὐξήσωμεν εἰς αὐτὸν τὰ πάντα, ὅς ἐστιν ἡ κεφαλή, Χριστός,</w:t>
       </w:r>
@@ -1949,19 +1949,19 @@
       <w:pPr/>
       <w:r>
         <w:rPr>
-          <w:lang w:val="en_US" w:bidi="en_US"/>
-        </w:rPr>
-      </w:r>
-      <w:r>
-        <w:rPr>
-          <w:vertAlign w:val="superscript"/>
-          <w:lang w:val="en_US" w:bidi="en_US"/>
+          <w:lang w:val="el_GR" w:bidi="el_GR"/>
+        </w:rPr>
+      </w:r>
+      <w:r>
+        <w:rPr>
+          <w:vertAlign w:val="superscript"/>
+          <w:lang w:val="el_GR" w:bidi="el_GR"/>
         </w:rPr>
         <w:t>16</w:t>
       </w:r>
       <w:r>
         <w:rPr>
-          <w:lang w:val="en_US" w:bidi="en_US"/>
+          <w:lang w:val="el_GR" w:bidi="el_GR"/>
         </w:rPr>
         <w:t xml:space="preserve"> ἐξ οὗ πᾶν τὸ σῶμα συναρμολογούμενον καὶ συμβιβαζόμενον διὰ πάσης ἁφῆς τῆς ἐπιχορηγίας κατʼ ἐνέργειαν ἐν μέτρῳ ἑνὸς ἑκάστου μέρους τὴν αὔξησιν τοῦ σώματος ποιεῖται εἰς οἰκοδομὴν ἑαυτοῦ ἐν ἀγάπῃ.</w:t>
       </w:r>
@@ -1970,19 +1970,19 @@
       <w:pPr/>
       <w:r>
         <w:rPr>
-          <w:lang w:val="en_US" w:bidi="en_US"/>
-        </w:rPr>
-      </w:r>
-      <w:r>
-        <w:rPr>
-          <w:vertAlign w:val="superscript"/>
-          <w:lang w:val="en_US" w:bidi="en_US"/>
+          <w:lang w:val="el_GR" w:bidi="el_GR"/>
+        </w:rPr>
+      </w:r>
+      <w:r>
+        <w:rPr>
+          <w:vertAlign w:val="superscript"/>
+          <w:lang w:val="el_GR" w:bidi="el_GR"/>
         </w:rPr>
         <w:t>17</w:t>
       </w:r>
       <w:r>
         <w:rPr>
-          <w:lang w:val="en_US" w:bidi="en_US"/>
+          <w:lang w:val="el_GR" w:bidi="el_GR"/>
         </w:rPr>
         <w:t xml:space="preserve"> Τοῦτο οὖν λέγω καὶ μαρτύρομαι ἐν κυρίῳ, μηκέτι ὑμᾶς περιπατεῖν καθὼς καὶ τὰ ἔθνη περιπατεῖ ἐν ματαιότητι τοῦ νοὸς αὐτῶν,</w:t>
       </w:r>
@@ -1991,19 +1991,19 @@
       <w:pPr/>
       <w:r>
         <w:rPr>
-          <w:lang w:val="en_US" w:bidi="en_US"/>
-        </w:rPr>
-      </w:r>
-      <w:r>
-        <w:rPr>
-          <w:vertAlign w:val="superscript"/>
-          <w:lang w:val="en_US" w:bidi="en_US"/>
+          <w:lang w:val="el_GR" w:bidi="el_GR"/>
+        </w:rPr>
+      </w:r>
+      <w:r>
+        <w:rPr>
+          <w:vertAlign w:val="superscript"/>
+          <w:lang w:val="el_GR" w:bidi="el_GR"/>
         </w:rPr>
         <w:t>18</w:t>
       </w:r>
       <w:r>
         <w:rPr>
-          <w:lang w:val="en_US" w:bidi="en_US"/>
+          <w:lang w:val="el_GR" w:bidi="el_GR"/>
         </w:rPr>
         <w:t xml:space="preserve"> ἐσκοτωμένοι τῇ διανοίᾳ ὄντες, ἀπηλλοτριωμένοι τῆς ζωῆς τοῦ θεοῦ, διὰ τὴν ἄγνοιαν τὴν οὖσαν ἐν αὐτοῖς, διὰ τὴν πώρωσιν τῆς καρδίας αὐτῶν,</w:t>
       </w:r>
@@ -2012,19 +2012,19 @@
       <w:pPr/>
       <w:r>
         <w:rPr>
-          <w:lang w:val="en_US" w:bidi="en_US"/>
-        </w:rPr>
-      </w:r>
-      <w:r>
-        <w:rPr>
-          <w:vertAlign w:val="superscript"/>
-          <w:lang w:val="en_US" w:bidi="en_US"/>
+          <w:lang w:val="el_GR" w:bidi="el_GR"/>
+        </w:rPr>
+      </w:r>
+      <w:r>
+        <w:rPr>
+          <w:vertAlign w:val="superscript"/>
+          <w:lang w:val="el_GR" w:bidi="el_GR"/>
         </w:rPr>
         <w:t>19</w:t>
       </w:r>
       <w:r>
         <w:rPr>
-          <w:lang w:val="en_US" w:bidi="en_US"/>
+          <w:lang w:val="el_GR" w:bidi="el_GR"/>
         </w:rPr>
         <w:t xml:space="preserve"> οἵτινες ἀπηλγηκότες ἑαυτοὺς παρέδωκαν τῇ ἀσελγείᾳ εἰς ἐργασίαν ἀκαθαρσίας πάσης ἐν πλεονεξίᾳ.</w:t>
       </w:r>
@@ -2033,19 +2033,19 @@
       <w:pPr/>
       <w:r>
         <w:rPr>
-          <w:lang w:val="en_US" w:bidi="en_US"/>
-        </w:rPr>
-      </w:r>
-      <w:r>
-        <w:rPr>
-          <w:vertAlign w:val="superscript"/>
-          <w:lang w:val="en_US" w:bidi="en_US"/>
+          <w:lang w:val="el_GR" w:bidi="el_GR"/>
+        </w:rPr>
+      </w:r>
+      <w:r>
+        <w:rPr>
+          <w:vertAlign w:val="superscript"/>
+          <w:lang w:val="el_GR" w:bidi="el_GR"/>
         </w:rPr>
         <w:t>20</w:t>
       </w:r>
       <w:r>
         <w:rPr>
-          <w:lang w:val="en_US" w:bidi="en_US"/>
+          <w:lang w:val="el_GR" w:bidi="el_GR"/>
         </w:rPr>
         <w:t xml:space="preserve"> ὑμεῖς δὲ οὐχ οὕτως ἐμάθετε τὸν Χριστόν,</w:t>
       </w:r>
@@ -2054,19 +2054,19 @@
       <w:pPr/>
       <w:r>
         <w:rPr>
-          <w:lang w:val="en_US" w:bidi="en_US"/>
-        </w:rPr>
-      </w:r>
-      <w:r>
-        <w:rPr>
-          <w:vertAlign w:val="superscript"/>
-          <w:lang w:val="en_US" w:bidi="en_US"/>
+          <w:lang w:val="el_GR" w:bidi="el_GR"/>
+        </w:rPr>
+      </w:r>
+      <w:r>
+        <w:rPr>
+          <w:vertAlign w:val="superscript"/>
+          <w:lang w:val="el_GR" w:bidi="el_GR"/>
         </w:rPr>
         <w:t>21</w:t>
       </w:r>
       <w:r>
         <w:rPr>
-          <w:lang w:val="en_US" w:bidi="en_US"/>
+          <w:lang w:val="el_GR" w:bidi="el_GR"/>
         </w:rPr>
         <w:t xml:space="preserve"> εἴ γε αὐτὸν ἠκούσατε καὶ ἐν αὐτῷ ἐδιδάχθητε, καθώς ἐστιν ἀλήθεια ἐν τῷ Ἰησοῦ,</w:t>
       </w:r>
@@ -2075,19 +2075,19 @@
       <w:pPr/>
       <w:r>
         <w:rPr>
-          <w:lang w:val="en_US" w:bidi="en_US"/>
-        </w:rPr>
-      </w:r>
-      <w:r>
-        <w:rPr>
-          <w:vertAlign w:val="superscript"/>
-          <w:lang w:val="en_US" w:bidi="en_US"/>
+          <w:lang w:val="el_GR" w:bidi="el_GR"/>
+        </w:rPr>
+      </w:r>
+      <w:r>
+        <w:rPr>
+          <w:vertAlign w:val="superscript"/>
+          <w:lang w:val="el_GR" w:bidi="el_GR"/>
         </w:rPr>
         <w:t>22</w:t>
       </w:r>
       <w:r>
         <w:rPr>
-          <w:lang w:val="en_US" w:bidi="en_US"/>
+          <w:lang w:val="el_GR" w:bidi="el_GR"/>
         </w:rPr>
         <w:t xml:space="preserve"> ἀποθέσθαι ὑμᾶς κατὰ τὴν προτέραν ἀναστροφὴν τὸν παλαιὸν ἄνθρωπον τὸν φθειρόμενον κατὰ τὰς ἐπιθυμίας τῆς ἀπάτης,</w:t>
       </w:r>
@@ -2096,19 +2096,19 @@
       <w:pPr/>
       <w:r>
         <w:rPr>
-          <w:lang w:val="en_US" w:bidi="en_US"/>
-        </w:rPr>
-      </w:r>
-      <w:r>
-        <w:rPr>
-          <w:vertAlign w:val="superscript"/>
-          <w:lang w:val="en_US" w:bidi="en_US"/>
+          <w:lang w:val="el_GR" w:bidi="el_GR"/>
+        </w:rPr>
+      </w:r>
+      <w:r>
+        <w:rPr>
+          <w:vertAlign w:val="superscript"/>
+          <w:lang w:val="el_GR" w:bidi="el_GR"/>
         </w:rPr>
         <w:t>23</w:t>
       </w:r>
       <w:r>
         <w:rPr>
-          <w:lang w:val="en_US" w:bidi="en_US"/>
+          <w:lang w:val="el_GR" w:bidi="el_GR"/>
         </w:rPr>
         <w:t xml:space="preserve"> ἀνανεοῦσθαι δὲ τῷ πνεύματι τοῦ νοὸς ὑμῶν,</w:t>
       </w:r>
@@ -2117,19 +2117,19 @@
       <w:pPr/>
       <w:r>
         <w:rPr>
-          <w:lang w:val="en_US" w:bidi="en_US"/>
-        </w:rPr>
-      </w:r>
-      <w:r>
-        <w:rPr>
-          <w:vertAlign w:val="superscript"/>
-          <w:lang w:val="en_US" w:bidi="en_US"/>
+          <w:lang w:val="el_GR" w:bidi="el_GR"/>
+        </w:rPr>
+      </w:r>
+      <w:r>
+        <w:rPr>
+          <w:vertAlign w:val="superscript"/>
+          <w:lang w:val="el_GR" w:bidi="el_GR"/>
         </w:rPr>
         <w:t>24</w:t>
       </w:r>
       <w:r>
         <w:rPr>
-          <w:lang w:val="en_US" w:bidi="en_US"/>
+          <w:lang w:val="el_GR" w:bidi="el_GR"/>
         </w:rPr>
         <w:t xml:space="preserve"> καὶ ἐνδύσασθαι τὸν καινὸν ἄνθρωπον τὸν κατὰ θεὸν κτισθέντα ἐν δικαιοσύνῃ καὶ ὁσιότητι τῆς ἀληθείας.</w:t>
       </w:r>
@@ -2138,19 +2138,19 @@
       <w:pPr/>
       <w:r>
         <w:rPr>
-          <w:lang w:val="en_US" w:bidi="en_US"/>
-        </w:rPr>
-      </w:r>
-      <w:r>
-        <w:rPr>
-          <w:vertAlign w:val="superscript"/>
-          <w:lang w:val="en_US" w:bidi="en_US"/>
+          <w:lang w:val="el_GR" w:bidi="el_GR"/>
+        </w:rPr>
+      </w:r>
+      <w:r>
+        <w:rPr>
+          <w:vertAlign w:val="superscript"/>
+          <w:lang w:val="el_GR" w:bidi="el_GR"/>
         </w:rPr>
         <w:t>25</w:t>
       </w:r>
       <w:r>
         <w:rPr>
-          <w:lang w:val="en_US" w:bidi="en_US"/>
+          <w:lang w:val="el_GR" w:bidi="el_GR"/>
         </w:rPr>
         <w:t xml:space="preserve"> Διὸ ἀποθέμενοι τὸ ψεῦδος λαλεῖτε ἀλήθειαν ἕκαστος μετὰ τοῦ πλησίον αὐτοῦ, ὅτι ἐσμὲν ἀλλήλων μέλη.</w:t>
       </w:r>
@@ -2159,19 +2159,19 @@
       <w:pPr/>
       <w:r>
         <w:rPr>
-          <w:lang w:val="en_US" w:bidi="en_US"/>
-        </w:rPr>
-      </w:r>
-      <w:r>
-        <w:rPr>
-          <w:vertAlign w:val="superscript"/>
-          <w:lang w:val="en_US" w:bidi="en_US"/>
+          <w:lang w:val="el_GR" w:bidi="el_GR"/>
+        </w:rPr>
+      </w:r>
+      <w:r>
+        <w:rPr>
+          <w:vertAlign w:val="superscript"/>
+          <w:lang w:val="el_GR" w:bidi="el_GR"/>
         </w:rPr>
         <w:t>26</w:t>
       </w:r>
       <w:r>
         <w:rPr>
-          <w:lang w:val="en_US" w:bidi="en_US"/>
+          <w:lang w:val="el_GR" w:bidi="el_GR"/>
         </w:rPr>
         <w:t xml:space="preserve"> ὀργίζεσθε καὶ μὴ ἁμαρτάνετε· ὁ ἥλιος μὴ ἐπιδυέτω ἐπὶ παροργισμῷ ὑμῶν,</w:t>
       </w:r>
@@ -2180,19 +2180,19 @@
       <w:pPr/>
       <w:r>
         <w:rPr>
-          <w:lang w:val="en_US" w:bidi="en_US"/>
-        </w:rPr>
-      </w:r>
-      <w:r>
-        <w:rPr>
-          <w:vertAlign w:val="superscript"/>
-          <w:lang w:val="en_US" w:bidi="en_US"/>
+          <w:lang w:val="el_GR" w:bidi="el_GR"/>
+        </w:rPr>
+      </w:r>
+      <w:r>
+        <w:rPr>
+          <w:vertAlign w:val="superscript"/>
+          <w:lang w:val="el_GR" w:bidi="el_GR"/>
         </w:rPr>
         <w:t>27</w:t>
       </w:r>
       <w:r>
         <w:rPr>
-          <w:lang w:val="en_US" w:bidi="en_US"/>
+          <w:lang w:val="el_GR" w:bidi="el_GR"/>
         </w:rPr>
         <w:t xml:space="preserve"> μηδὲ δίδοτε τόπον τῷ διαβόλῳ.</w:t>
       </w:r>
@@ -2201,19 +2201,19 @@
       <w:pPr/>
       <w:r>
         <w:rPr>
-          <w:lang w:val="en_US" w:bidi="en_US"/>
-        </w:rPr>
-      </w:r>
-      <w:r>
-        <w:rPr>
-          <w:vertAlign w:val="superscript"/>
-          <w:lang w:val="en_US" w:bidi="en_US"/>
+          <w:lang w:val="el_GR" w:bidi="el_GR"/>
+        </w:rPr>
+      </w:r>
+      <w:r>
+        <w:rPr>
+          <w:vertAlign w:val="superscript"/>
+          <w:lang w:val="el_GR" w:bidi="el_GR"/>
         </w:rPr>
         <w:t>28</w:t>
       </w:r>
       <w:r>
         <w:rPr>
-          <w:lang w:val="en_US" w:bidi="en_US"/>
+          <w:lang w:val="el_GR" w:bidi="el_GR"/>
         </w:rPr>
         <w:t xml:space="preserve"> ὁ κλέπτων μηκέτι κλεπτέτω, μᾶλλον δὲ κοπιάτω ἐργαζόμενος ταῖς ἰδίαις χερσὶν τὸ ἀγαθόν, ἵνα ἔχῃ μεταδιδόναι τῷ χρείαν ἔχοντι.</w:t>
       </w:r>
@@ -2222,19 +2222,19 @@
       <w:pPr/>
       <w:r>
         <w:rPr>
-          <w:lang w:val="en_US" w:bidi="en_US"/>
-        </w:rPr>
-      </w:r>
-      <w:r>
-        <w:rPr>
-          <w:vertAlign w:val="superscript"/>
-          <w:lang w:val="en_US" w:bidi="en_US"/>
+          <w:lang w:val="el_GR" w:bidi="el_GR"/>
+        </w:rPr>
+      </w:r>
+      <w:r>
+        <w:rPr>
+          <w:vertAlign w:val="superscript"/>
+          <w:lang w:val="el_GR" w:bidi="el_GR"/>
         </w:rPr>
         <w:t>29</w:t>
       </w:r>
       <w:r>
         <w:rPr>
-          <w:lang w:val="en_US" w:bidi="en_US"/>
+          <w:lang w:val="el_GR" w:bidi="el_GR"/>
         </w:rPr>
         <w:t xml:space="preserve"> πᾶς λόγος σαπρὸς ἐκ τοῦ στόματος ὑμῶν μὴ ἐκπορευέσθω, ἀλλὰ εἴ τις ἀγαθὸς πρὸς οἰκοδομὴν τῆς χρείας, ἵνα δῷ χάριν τοῖς ἀκούουσιν.</w:t>
       </w:r>
@@ -2243,19 +2243,19 @@
       <w:pPr/>
       <w:r>
         <w:rPr>
-          <w:lang w:val="en_US" w:bidi="en_US"/>
-        </w:rPr>
-      </w:r>
-      <w:r>
-        <w:rPr>
-          <w:vertAlign w:val="superscript"/>
-          <w:lang w:val="en_US" w:bidi="en_US"/>
+          <w:lang w:val="el_GR" w:bidi="el_GR"/>
+        </w:rPr>
+      </w:r>
+      <w:r>
+        <w:rPr>
+          <w:vertAlign w:val="superscript"/>
+          <w:lang w:val="el_GR" w:bidi="el_GR"/>
         </w:rPr>
         <w:t>30</w:t>
       </w:r>
       <w:r>
         <w:rPr>
-          <w:lang w:val="en_US" w:bidi="en_US"/>
+          <w:lang w:val="el_GR" w:bidi="el_GR"/>
         </w:rPr>
         <w:t xml:space="preserve"> καὶ μὴ λυπεῖτε τὸ πνεῦμα τὸ ἅγιον τοῦ θεοῦ, ἐν ᾧ ἐσφραγίσθητε εἰς ἡμέραν ἀπολυτρώσεως.</w:t>
       </w:r>
@@ -2264,19 +2264,19 @@
       <w:pPr/>
       <w:r>
         <w:rPr>
-          <w:lang w:val="en_US" w:bidi="en_US"/>
-        </w:rPr>
-      </w:r>
-      <w:r>
-        <w:rPr>
-          <w:vertAlign w:val="superscript"/>
-          <w:lang w:val="en_US" w:bidi="en_US"/>
+          <w:lang w:val="el_GR" w:bidi="el_GR"/>
+        </w:rPr>
+      </w:r>
+      <w:r>
+        <w:rPr>
+          <w:vertAlign w:val="superscript"/>
+          <w:lang w:val="el_GR" w:bidi="el_GR"/>
         </w:rPr>
         <w:t>31</w:t>
       </w:r>
       <w:r>
         <w:rPr>
-          <w:lang w:val="en_US" w:bidi="en_US"/>
+          <w:lang w:val="el_GR" w:bidi="el_GR"/>
         </w:rPr>
         <w:t xml:space="preserve"> πᾶσα πικρία καὶ θυμὸς καὶ ὀργὴ καὶ κραυγὴ καὶ βλασφημία ἀρθήτω ἀφʼ ὑμῶν σὺν πάσῃ κακίᾳ.</w:t>
       </w:r>
@@ -2285,19 +2285,19 @@
       <w:pPr/>
       <w:r>
         <w:rPr>
-          <w:lang w:val="en_US" w:bidi="en_US"/>
-        </w:rPr>
-      </w:r>
-      <w:r>
-        <w:rPr>
-          <w:vertAlign w:val="superscript"/>
-          <w:lang w:val="en_US" w:bidi="en_US"/>
+          <w:lang w:val="el_GR" w:bidi="el_GR"/>
+        </w:rPr>
+      </w:r>
+      <w:r>
+        <w:rPr>
+          <w:vertAlign w:val="superscript"/>
+          <w:lang w:val="el_GR" w:bidi="el_GR"/>
         </w:rPr>
         <w:t>32</w:t>
       </w:r>
       <w:r>
         <w:rPr>
-          <w:lang w:val="en_US" w:bidi="en_US"/>
+          <w:lang w:val="el_GR" w:bidi="el_GR"/>
         </w:rPr>
         <w:t xml:space="preserve"> γίνεσθε εἰς ἀλλήλους χρηστοί, εὔσπλαγχνοι, χαριζόμενοι ἑαυτοῖς καθὼς καὶ ὁ θεὸς ἐν Χριστῷ ἐχαρίσατο ὑμῖν.</w:t>
       </w:r>
@@ -2308,33 +2308,33 @@
       </w:pPr>
       <w:r>
         <w:rPr>
-          <w:lang w:val="en_US" w:bidi="en_US"/>
+          <w:lang w:val="el_GR" w:bidi="el_GR"/>
         </w:rPr>
         <w:t>Ephesians 5:1</w:t>
       </w:r>
       <w:r>
         <w:rPr>
-          <w:lang w:val="en_US" w:bidi="en_US"/>
-        </w:rPr>
-      </w:r>
-    </w:p>
-    <w:p>
-      <w:pPr/>
-      <w:r>
-        <w:rPr>
-          <w:lang w:val="en_US" w:bidi="en_US"/>
-        </w:rPr>
-      </w:r>
-      <w:r>
-        <w:rPr>
-          <w:vertAlign w:val="superscript"/>
-          <w:lang w:val="en_US" w:bidi="en_US"/>
+          <w:lang w:val="el_GR" w:bidi="el_GR"/>
+        </w:rPr>
+      </w:r>
+    </w:p>
+    <w:p>
+      <w:pPr/>
+      <w:r>
+        <w:rPr>
+          <w:lang w:val="el_GR" w:bidi="el_GR"/>
+        </w:rPr>
+      </w:r>
+      <w:r>
+        <w:rPr>
+          <w:vertAlign w:val="superscript"/>
+          <w:lang w:val="el_GR" w:bidi="el_GR"/>
         </w:rPr>
         <w:t>1</w:t>
       </w:r>
       <w:r>
         <w:rPr>
-          <w:lang w:val="en_US" w:bidi="en_US"/>
+          <w:lang w:val="el_GR" w:bidi="el_GR"/>
         </w:rPr>
         <w:t xml:space="preserve"> γίνεσθε οὖν μιμηταὶ τοῦ θεοῦ, ὡς τέκνα ἀγαπητά,</w:t>
       </w:r>
@@ -2343,19 +2343,19 @@
       <w:pPr/>
       <w:r>
         <w:rPr>
-          <w:lang w:val="en_US" w:bidi="en_US"/>
-        </w:rPr>
-      </w:r>
-      <w:r>
-        <w:rPr>
-          <w:vertAlign w:val="superscript"/>
-          <w:lang w:val="en_US" w:bidi="en_US"/>
+          <w:lang w:val="el_GR" w:bidi="el_GR"/>
+        </w:rPr>
+      </w:r>
+      <w:r>
+        <w:rPr>
+          <w:vertAlign w:val="superscript"/>
+          <w:lang w:val="el_GR" w:bidi="el_GR"/>
         </w:rPr>
         <w:t>2</w:t>
       </w:r>
       <w:r>
         <w:rPr>
-          <w:lang w:val="en_US" w:bidi="en_US"/>
+          <w:lang w:val="el_GR" w:bidi="el_GR"/>
         </w:rPr>
         <w:t xml:space="preserve"> καὶ περιπατεῖτε ἐν ἀγάπῃ, καθὼς καὶ ὁ Χριστὸς ἠγάπησεν ἡμᾶς καὶ παρέδωκεν ἑαυτὸν ὑπὲρ ἡμῶν προσφορὰν καὶ θυσίαν τῷ θεῷ εἰς ὀσμὴν εὐωδίας.</w:t>
       </w:r>
@@ -2364,19 +2364,19 @@
       <w:pPr/>
       <w:r>
         <w:rPr>
-          <w:lang w:val="en_US" w:bidi="en_US"/>
-        </w:rPr>
-      </w:r>
-      <w:r>
-        <w:rPr>
-          <w:vertAlign w:val="superscript"/>
-          <w:lang w:val="en_US" w:bidi="en_US"/>
+          <w:lang w:val="el_GR" w:bidi="el_GR"/>
+        </w:rPr>
+      </w:r>
+      <w:r>
+        <w:rPr>
+          <w:vertAlign w:val="superscript"/>
+          <w:lang w:val="el_GR" w:bidi="el_GR"/>
         </w:rPr>
         <w:t>3</w:t>
       </w:r>
       <w:r>
         <w:rPr>
-          <w:lang w:val="en_US" w:bidi="en_US"/>
+          <w:lang w:val="el_GR" w:bidi="el_GR"/>
         </w:rPr>
         <w:t xml:space="preserve"> Πορνεία δὲ καὶ ἀκαθαρσία πᾶσα ἢ πλεονεξία μηδὲ ὀνομαζέσθω ἐν ὑμῖν, καθὼς πρέπει ἁγίοις,</w:t>
       </w:r>
@@ -2385,19 +2385,19 @@
       <w:pPr/>
       <w:r>
         <w:rPr>
-          <w:lang w:val="en_US" w:bidi="en_US"/>
-        </w:rPr>
-      </w:r>
-      <w:r>
-        <w:rPr>
-          <w:vertAlign w:val="superscript"/>
-          <w:lang w:val="en_US" w:bidi="en_US"/>
+          <w:lang w:val="el_GR" w:bidi="el_GR"/>
+        </w:rPr>
+      </w:r>
+      <w:r>
+        <w:rPr>
+          <w:vertAlign w:val="superscript"/>
+          <w:lang w:val="el_GR" w:bidi="el_GR"/>
         </w:rPr>
         <w:t>4</w:t>
       </w:r>
       <w:r>
         <w:rPr>
-          <w:lang w:val="en_US" w:bidi="en_US"/>
+          <w:lang w:val="el_GR" w:bidi="el_GR"/>
         </w:rPr>
         <w:t xml:space="preserve"> καὶ αἰσχρότης καὶ μωρολογία ἢ εὐτραπελία, ἃ οὐκ ἀνῆκεν, ἀλλὰ μᾶλλον εὐχαριστία.</w:t>
       </w:r>
@@ -2406,19 +2406,19 @@
       <w:pPr/>
       <w:r>
         <w:rPr>
-          <w:lang w:val="en_US" w:bidi="en_US"/>
-        </w:rPr>
-      </w:r>
-      <w:r>
-        <w:rPr>
-          <w:vertAlign w:val="superscript"/>
-          <w:lang w:val="en_US" w:bidi="en_US"/>
+          <w:lang w:val="el_GR" w:bidi="el_GR"/>
+        </w:rPr>
+      </w:r>
+      <w:r>
+        <w:rPr>
+          <w:vertAlign w:val="superscript"/>
+          <w:lang w:val="el_GR" w:bidi="el_GR"/>
         </w:rPr>
         <w:t>5</w:t>
       </w:r>
       <w:r>
         <w:rPr>
-          <w:lang w:val="en_US" w:bidi="en_US"/>
+          <w:lang w:val="el_GR" w:bidi="el_GR"/>
         </w:rPr>
         <w:t xml:space="preserve"> τοῦτο γὰρ ἴστε γινώσκοντες ὅτι πᾶς πόρνος ἢ ἀκάθαρτος ἢ πλεονέκτης, ὅ ἐστιν εἰδωλολάτρης, οὐκ ἔχει κληρονομίαν ἐν τῇ βασιλείᾳ τοῦ Χριστοῦ καὶ θεοῦ.</w:t>
       </w:r>
@@ -2427,19 +2427,19 @@
       <w:pPr/>
       <w:r>
         <w:rPr>
-          <w:lang w:val="en_US" w:bidi="en_US"/>
-        </w:rPr>
-      </w:r>
-      <w:r>
-        <w:rPr>
-          <w:vertAlign w:val="superscript"/>
-          <w:lang w:val="en_US" w:bidi="en_US"/>
+          <w:lang w:val="el_GR" w:bidi="el_GR"/>
+        </w:rPr>
+      </w:r>
+      <w:r>
+        <w:rPr>
+          <w:vertAlign w:val="superscript"/>
+          <w:lang w:val="el_GR" w:bidi="el_GR"/>
         </w:rPr>
         <w:t>6</w:t>
       </w:r>
       <w:r>
         <w:rPr>
-          <w:lang w:val="en_US" w:bidi="en_US"/>
+          <w:lang w:val="el_GR" w:bidi="el_GR"/>
         </w:rPr>
         <w:t xml:space="preserve"> Μηδεὶς ὑμᾶς ἀπατάτω κενοῖς λόγοις, διὰ ταῦτα γὰρ ἔρχεται ἡ ὀργὴ τοῦ θεοῦ ἐπὶ τοὺς υἱοὺς τῆς ἀπειθείας.</w:t>
       </w:r>
@@ -2448,19 +2448,19 @@
       <w:pPr/>
       <w:r>
         <w:rPr>
-          <w:lang w:val="en_US" w:bidi="en_US"/>
-        </w:rPr>
-      </w:r>
-      <w:r>
-        <w:rPr>
-          <w:vertAlign w:val="superscript"/>
-          <w:lang w:val="en_US" w:bidi="en_US"/>
+          <w:lang w:val="el_GR" w:bidi="el_GR"/>
+        </w:rPr>
+      </w:r>
+      <w:r>
+        <w:rPr>
+          <w:vertAlign w:val="superscript"/>
+          <w:lang w:val="el_GR" w:bidi="el_GR"/>
         </w:rPr>
         <w:t>7</w:t>
       </w:r>
       <w:r>
         <w:rPr>
-          <w:lang w:val="en_US" w:bidi="en_US"/>
+          <w:lang w:val="el_GR" w:bidi="el_GR"/>
         </w:rPr>
         <w:t xml:space="preserve"> μὴ οὖν γίνεσθε συμμέτοχοι αὐτῶν·</w:t>
       </w:r>
@@ -2469,19 +2469,19 @@
       <w:pPr/>
       <w:r>
         <w:rPr>
-          <w:lang w:val="en_US" w:bidi="en_US"/>
-        </w:rPr>
-      </w:r>
-      <w:r>
-        <w:rPr>
-          <w:vertAlign w:val="superscript"/>
-          <w:lang w:val="en_US" w:bidi="en_US"/>
+          <w:lang w:val="el_GR" w:bidi="el_GR"/>
+        </w:rPr>
+      </w:r>
+      <w:r>
+        <w:rPr>
+          <w:vertAlign w:val="superscript"/>
+          <w:lang w:val="el_GR" w:bidi="el_GR"/>
         </w:rPr>
         <w:t>8</w:t>
       </w:r>
       <w:r>
         <w:rPr>
-          <w:lang w:val="en_US" w:bidi="en_US"/>
+          <w:lang w:val="el_GR" w:bidi="el_GR"/>
         </w:rPr>
         <w:t xml:space="preserve"> ἦτε γάρ ποτε σκότος, νῦν δὲ φῶς ἐν κυρίῳ· ὡς τέκνα φωτὸς περιπατεῖτε,</w:t>
       </w:r>
@@ -2490,19 +2490,19 @@
       <w:pPr/>
       <w:r>
         <w:rPr>
-          <w:lang w:val="en_US" w:bidi="en_US"/>
-        </w:rPr>
-      </w:r>
-      <w:r>
-        <w:rPr>
-          <w:vertAlign w:val="superscript"/>
-          <w:lang w:val="en_US" w:bidi="en_US"/>
+          <w:lang w:val="el_GR" w:bidi="el_GR"/>
+        </w:rPr>
+      </w:r>
+      <w:r>
+        <w:rPr>
+          <w:vertAlign w:val="superscript"/>
+          <w:lang w:val="el_GR" w:bidi="el_GR"/>
         </w:rPr>
         <w:t>9</w:t>
       </w:r>
       <w:r>
         <w:rPr>
-          <w:lang w:val="en_US" w:bidi="en_US"/>
+          <w:lang w:val="el_GR" w:bidi="el_GR"/>
         </w:rPr>
         <w:t xml:space="preserve"> ὁ γὰρ καρπὸς τοῦ φωτὸς ἐν πάσῃ ἀγαθωσύνῃ καὶ δικαιοσύνῃ καὶ ἀληθείᾳ,</w:t>
       </w:r>
@@ -2511,19 +2511,19 @@
       <w:pPr/>
       <w:r>
         <w:rPr>
-          <w:lang w:val="en_US" w:bidi="en_US"/>
-        </w:rPr>
-      </w:r>
-      <w:r>
-        <w:rPr>
-          <w:vertAlign w:val="superscript"/>
-          <w:lang w:val="en_US" w:bidi="en_US"/>
+          <w:lang w:val="el_GR" w:bidi="el_GR"/>
+        </w:rPr>
+      </w:r>
+      <w:r>
+        <w:rPr>
+          <w:vertAlign w:val="superscript"/>
+          <w:lang w:val="el_GR" w:bidi="el_GR"/>
         </w:rPr>
         <w:t>10</w:t>
       </w:r>
       <w:r>
         <w:rPr>
-          <w:lang w:val="en_US" w:bidi="en_US"/>
+          <w:lang w:val="el_GR" w:bidi="el_GR"/>
         </w:rPr>
         <w:t xml:space="preserve"> δοκιμάζοντες τί ἐστιν εὐάρεστον τῷ κυρίῳ·</w:t>
       </w:r>
@@ -2532,19 +2532,19 @@
       <w:pPr/>
       <w:r>
         <w:rPr>
-          <w:lang w:val="en_US" w:bidi="en_US"/>
-        </w:rPr>
-      </w:r>
-      <w:r>
-        <w:rPr>
-          <w:vertAlign w:val="superscript"/>
-          <w:lang w:val="en_US" w:bidi="en_US"/>
+          <w:lang w:val="el_GR" w:bidi="el_GR"/>
+        </w:rPr>
+      </w:r>
+      <w:r>
+        <w:rPr>
+          <w:vertAlign w:val="superscript"/>
+          <w:lang w:val="el_GR" w:bidi="el_GR"/>
         </w:rPr>
         <w:t>11</w:t>
       </w:r>
       <w:r>
         <w:rPr>
-          <w:lang w:val="en_US" w:bidi="en_US"/>
+          <w:lang w:val="el_GR" w:bidi="el_GR"/>
         </w:rPr>
         <w:t xml:space="preserve"> καὶ μὴ συγκοινωνεῖτε τοῖς ἔργοις τοῖς ἀκάρποις τοῦ σκότους, μᾶλλον δὲ καὶ ἐλέγχετε,</w:t>
       </w:r>
@@ -2553,19 +2553,19 @@
       <w:pPr/>
       <w:r>
         <w:rPr>
-          <w:lang w:val="en_US" w:bidi="en_US"/>
-        </w:rPr>
-      </w:r>
-      <w:r>
-        <w:rPr>
-          <w:vertAlign w:val="superscript"/>
-          <w:lang w:val="en_US" w:bidi="en_US"/>
+          <w:lang w:val="el_GR" w:bidi="el_GR"/>
+        </w:rPr>
+      </w:r>
+      <w:r>
+        <w:rPr>
+          <w:vertAlign w:val="superscript"/>
+          <w:lang w:val="el_GR" w:bidi="el_GR"/>
         </w:rPr>
         <w:t>12</w:t>
       </w:r>
       <w:r>
         <w:rPr>
-          <w:lang w:val="en_US" w:bidi="en_US"/>
+          <w:lang w:val="el_GR" w:bidi="el_GR"/>
         </w:rPr>
         <w:t xml:space="preserve"> τὰ γὰρ κρυφῇ γινόμενα ὑπʼ αὐτῶν αἰσχρόν ἐστιν καὶ λέγειν·</w:t>
       </w:r>
@@ -2574,19 +2574,19 @@
       <w:pPr/>
       <w:r>
         <w:rPr>
-          <w:lang w:val="en_US" w:bidi="en_US"/>
-        </w:rPr>
-      </w:r>
-      <w:r>
-        <w:rPr>
-          <w:vertAlign w:val="superscript"/>
-          <w:lang w:val="en_US" w:bidi="en_US"/>
+          <w:lang w:val="el_GR" w:bidi="el_GR"/>
+        </w:rPr>
+      </w:r>
+      <w:r>
+        <w:rPr>
+          <w:vertAlign w:val="superscript"/>
+          <w:lang w:val="el_GR" w:bidi="el_GR"/>
         </w:rPr>
         <w:t>13</w:t>
       </w:r>
       <w:r>
         <w:rPr>
-          <w:lang w:val="en_US" w:bidi="en_US"/>
+          <w:lang w:val="el_GR" w:bidi="el_GR"/>
         </w:rPr>
         <w:t xml:space="preserve"> τὰ δὲ πάντα ἐλεγχόμενα ὑπὸ τοῦ φωτὸς φανεροῦται,</w:t>
       </w:r>
@@ -2595,19 +2595,19 @@
       <w:pPr/>
       <w:r>
         <w:rPr>
-          <w:lang w:val="en_US" w:bidi="en_US"/>
-        </w:rPr>
-      </w:r>
-      <w:r>
-        <w:rPr>
-          <w:vertAlign w:val="superscript"/>
-          <w:lang w:val="en_US" w:bidi="en_US"/>
+          <w:lang w:val="el_GR" w:bidi="el_GR"/>
+        </w:rPr>
+      </w:r>
+      <w:r>
+        <w:rPr>
+          <w:vertAlign w:val="superscript"/>
+          <w:lang w:val="el_GR" w:bidi="el_GR"/>
         </w:rPr>
         <w:t>14</w:t>
       </w:r>
       <w:r>
         <w:rPr>
-          <w:lang w:val="en_US" w:bidi="en_US"/>
+          <w:lang w:val="el_GR" w:bidi="el_GR"/>
         </w:rPr>
         <w:t xml:space="preserve"> πᾶν γὰρ τὸ φανερούμενον φῶς ἐστιν. διὸ λέγει· Ἔγειρε, ὁ καθεύδων, καὶ ἀνάστα ἐκ τῶν νεκρῶν, καὶ ἐπιφαύσει σοι ὁ Χριστός.</w:t>
       </w:r>
@@ -2616,19 +2616,19 @@
       <w:pPr/>
       <w:r>
         <w:rPr>
-          <w:lang w:val="en_US" w:bidi="en_US"/>
-        </w:rPr>
-      </w:r>
-      <w:r>
-        <w:rPr>
-          <w:vertAlign w:val="superscript"/>
-          <w:lang w:val="en_US" w:bidi="en_US"/>
+          <w:lang w:val="el_GR" w:bidi="el_GR"/>
+        </w:rPr>
+      </w:r>
+      <w:r>
+        <w:rPr>
+          <w:vertAlign w:val="superscript"/>
+          <w:lang w:val="el_GR" w:bidi="el_GR"/>
         </w:rPr>
         <w:t>15</w:t>
       </w:r>
       <w:r>
         <w:rPr>
-          <w:lang w:val="en_US" w:bidi="en_US"/>
+          <w:lang w:val="el_GR" w:bidi="el_GR"/>
         </w:rPr>
         <w:t xml:space="preserve"> Βλέπετε οὖν ἀκριβῶς πῶς περιπατεῖτε, μὴ ὡς ἄσοφοι ἀλλʼ ὡς σοφοί,</w:t>
       </w:r>
@@ -2637,19 +2637,19 @@
       <w:pPr/>
       <w:r>
         <w:rPr>
-          <w:lang w:val="en_US" w:bidi="en_US"/>
-        </w:rPr>
-      </w:r>
-      <w:r>
-        <w:rPr>
-          <w:vertAlign w:val="superscript"/>
-          <w:lang w:val="en_US" w:bidi="en_US"/>
+          <w:lang w:val="el_GR" w:bidi="el_GR"/>
+        </w:rPr>
+      </w:r>
+      <w:r>
+        <w:rPr>
+          <w:vertAlign w:val="superscript"/>
+          <w:lang w:val="el_GR" w:bidi="el_GR"/>
         </w:rPr>
         <w:t>16</w:t>
       </w:r>
       <w:r>
         <w:rPr>
-          <w:lang w:val="en_US" w:bidi="en_US"/>
+          <w:lang w:val="el_GR" w:bidi="el_GR"/>
         </w:rPr>
         <w:t xml:space="preserve"> ἐξαγοραζόμενοι τὸν καιρόν, ὅτι αἱ ἡμέραι πονηραί εἰσιν.</w:t>
       </w:r>
@@ -2658,19 +2658,19 @@
       <w:pPr/>
       <w:r>
         <w:rPr>
-          <w:lang w:val="en_US" w:bidi="en_US"/>
-        </w:rPr>
-      </w:r>
-      <w:r>
-        <w:rPr>
-          <w:vertAlign w:val="superscript"/>
-          <w:lang w:val="en_US" w:bidi="en_US"/>
+          <w:lang w:val="el_GR" w:bidi="el_GR"/>
+        </w:rPr>
+      </w:r>
+      <w:r>
+        <w:rPr>
+          <w:vertAlign w:val="superscript"/>
+          <w:lang w:val="el_GR" w:bidi="el_GR"/>
         </w:rPr>
         <w:t>17</w:t>
       </w:r>
       <w:r>
         <w:rPr>
-          <w:lang w:val="en_US" w:bidi="en_US"/>
+          <w:lang w:val="el_GR" w:bidi="el_GR"/>
         </w:rPr>
         <w:t xml:space="preserve"> διὰ τοῦτο μὴ γίνεσθε ἄφρονες, ἀλλὰ συνίετε τί τὸ θέλημα τοῦ κυρίου·</w:t>
       </w:r>
@@ -2679,19 +2679,19 @@
       <w:pPr/>
       <w:r>
         <w:rPr>
-          <w:lang w:val="en_US" w:bidi="en_US"/>
-        </w:rPr>
-      </w:r>
-      <w:r>
-        <w:rPr>
-          <w:vertAlign w:val="superscript"/>
-          <w:lang w:val="en_US" w:bidi="en_US"/>
+          <w:lang w:val="el_GR" w:bidi="el_GR"/>
+        </w:rPr>
+      </w:r>
+      <w:r>
+        <w:rPr>
+          <w:vertAlign w:val="superscript"/>
+          <w:lang w:val="el_GR" w:bidi="el_GR"/>
         </w:rPr>
         <w:t>18</w:t>
       </w:r>
       <w:r>
         <w:rPr>
-          <w:lang w:val="en_US" w:bidi="en_US"/>
+          <w:lang w:val="el_GR" w:bidi="el_GR"/>
         </w:rPr>
         <w:t xml:space="preserve"> καὶ μὴ μεθύσκεσθε οἴνῳ, ἐν ᾧ ἐστιν ἀσωτία, ἀλλὰ πληροῦσθε ἐν πνεύματι,</w:t>
       </w:r>
@@ -2700,19 +2700,19 @@
       <w:pPr/>
       <w:r>
         <w:rPr>
-          <w:lang w:val="en_US" w:bidi="en_US"/>
-        </w:rPr>
-      </w:r>
-      <w:r>
-        <w:rPr>
-          <w:vertAlign w:val="superscript"/>
-          <w:lang w:val="en_US" w:bidi="en_US"/>
+          <w:lang w:val="el_GR" w:bidi="el_GR"/>
+        </w:rPr>
+      </w:r>
+      <w:r>
+        <w:rPr>
+          <w:vertAlign w:val="superscript"/>
+          <w:lang w:val="el_GR" w:bidi="el_GR"/>
         </w:rPr>
         <w:t>19</w:t>
       </w:r>
       <w:r>
         <w:rPr>
-          <w:lang w:val="en_US" w:bidi="en_US"/>
+          <w:lang w:val="el_GR" w:bidi="el_GR"/>
         </w:rPr>
         <w:t xml:space="preserve"> λαλοῦντες ἑαυτοῖς ψαλμοῖς καὶ ὕμνοις καὶ ᾠδαῖς πνευματικαῖς, ᾄδοντες καὶ ψάλλοντες τῇ καρδίᾳ ὑμῶν τῷ κυρίῳ,</w:t>
       </w:r>
@@ -2721,19 +2721,19 @@
       <w:pPr/>
       <w:r>
         <w:rPr>
-          <w:lang w:val="en_US" w:bidi="en_US"/>
-        </w:rPr>
-      </w:r>
-      <w:r>
-        <w:rPr>
-          <w:vertAlign w:val="superscript"/>
-          <w:lang w:val="en_US" w:bidi="en_US"/>
+          <w:lang w:val="el_GR" w:bidi="el_GR"/>
+        </w:rPr>
+      </w:r>
+      <w:r>
+        <w:rPr>
+          <w:vertAlign w:val="superscript"/>
+          <w:lang w:val="el_GR" w:bidi="el_GR"/>
         </w:rPr>
         <w:t>20</w:t>
       </w:r>
       <w:r>
         <w:rPr>
-          <w:lang w:val="en_US" w:bidi="en_US"/>
+          <w:lang w:val="el_GR" w:bidi="el_GR"/>
         </w:rPr>
         <w:t xml:space="preserve"> εὐχαριστοῦντες πάντοτε ὑπὲρ πάντων ἐν ὀνόματι τοῦ κυρίου ἡμῶν Ἰησοῦ Χριστοῦ τῷ θεῷ καὶ πατρί,</w:t>
       </w:r>
@@ -2742,19 +2742,19 @@
       <w:pPr/>
       <w:r>
         <w:rPr>
-          <w:lang w:val="en_US" w:bidi="en_US"/>
-        </w:rPr>
-      </w:r>
-      <w:r>
-        <w:rPr>
-          <w:vertAlign w:val="superscript"/>
-          <w:lang w:val="en_US" w:bidi="en_US"/>
+          <w:lang w:val="el_GR" w:bidi="el_GR"/>
+        </w:rPr>
+      </w:r>
+      <w:r>
+        <w:rPr>
+          <w:vertAlign w:val="superscript"/>
+          <w:lang w:val="el_GR" w:bidi="el_GR"/>
         </w:rPr>
         <w:t>21</w:t>
       </w:r>
       <w:r>
         <w:rPr>
-          <w:lang w:val="en_US" w:bidi="en_US"/>
+          <w:lang w:val="el_GR" w:bidi="el_GR"/>
         </w:rPr>
         <w:t xml:space="preserve"> ὑποτασσόμενοι ἀλλήλοις ἐν φόβῳ Χριστοῦ.</w:t>
       </w:r>
@@ -2763,19 +2763,19 @@
       <w:pPr/>
       <w:r>
         <w:rPr>
-          <w:lang w:val="en_US" w:bidi="en_US"/>
-        </w:rPr>
-      </w:r>
-      <w:r>
-        <w:rPr>
-          <w:vertAlign w:val="superscript"/>
-          <w:lang w:val="en_US" w:bidi="en_US"/>
+          <w:lang w:val="el_GR" w:bidi="el_GR"/>
+        </w:rPr>
+      </w:r>
+      <w:r>
+        <w:rPr>
+          <w:vertAlign w:val="superscript"/>
+          <w:lang w:val="el_GR" w:bidi="el_GR"/>
         </w:rPr>
         <w:t>22</w:t>
       </w:r>
       <w:r>
         <w:rPr>
-          <w:lang w:val="en_US" w:bidi="en_US"/>
+          <w:lang w:val="el_GR" w:bidi="el_GR"/>
         </w:rPr>
         <w:t xml:space="preserve"> Αἱ γυναῖκες τοῖς ἰδίοις ἀνδράσιν ὡς τῷ κυρίῳ,</w:t>
       </w:r>
@@ -2784,19 +2784,19 @@
       <w:pPr/>
       <w:r>
         <w:rPr>
-          <w:lang w:val="en_US" w:bidi="en_US"/>
-        </w:rPr>
-      </w:r>
-      <w:r>
-        <w:rPr>
-          <w:vertAlign w:val="superscript"/>
-          <w:lang w:val="en_US" w:bidi="en_US"/>
+          <w:lang w:val="el_GR" w:bidi="el_GR"/>
+        </w:rPr>
+      </w:r>
+      <w:r>
+        <w:rPr>
+          <w:vertAlign w:val="superscript"/>
+          <w:lang w:val="el_GR" w:bidi="el_GR"/>
         </w:rPr>
         <w:t>23</w:t>
       </w:r>
       <w:r>
         <w:rPr>
-          <w:lang w:val="en_US" w:bidi="en_US"/>
+          <w:lang w:val="el_GR" w:bidi="el_GR"/>
         </w:rPr>
         <w:t xml:space="preserve"> ὅτι ἀνήρ ἐστιν κεφαλὴ τῆς γυναικὸς ὡς καὶ ὁ Χριστὸς κεφαλὴ τῆς ἐκκλησίας, αὐτὸς σωτὴρ τοῦ σώματος.</w:t>
       </w:r>
@@ -2805,19 +2805,19 @@
       <w:pPr/>
       <w:r>
         <w:rPr>
-          <w:lang w:val="en_US" w:bidi="en_US"/>
-        </w:rPr>
-      </w:r>
-      <w:r>
-        <w:rPr>
-          <w:vertAlign w:val="superscript"/>
-          <w:lang w:val="en_US" w:bidi="en_US"/>
+          <w:lang w:val="el_GR" w:bidi="el_GR"/>
+        </w:rPr>
+      </w:r>
+      <w:r>
+        <w:rPr>
+          <w:vertAlign w:val="superscript"/>
+          <w:lang w:val="el_GR" w:bidi="el_GR"/>
         </w:rPr>
         <w:t>24</w:t>
       </w:r>
       <w:r>
         <w:rPr>
-          <w:lang w:val="en_US" w:bidi="en_US"/>
+          <w:lang w:val="el_GR" w:bidi="el_GR"/>
         </w:rPr>
         <w:t xml:space="preserve"> ἀλλὰ ὡς ἡ ἐκκλησία ὑποτάσσεται τῷ Χριστῷ, οὕτως καὶ αἱ γυναῖκες τοῖς ἀνδράσιν ἐν παντί.</w:t>
       </w:r>
@@ -2826,19 +2826,19 @@
       <w:pPr/>
       <w:r>
         <w:rPr>
-          <w:lang w:val="en_US" w:bidi="en_US"/>
-        </w:rPr>
-      </w:r>
-      <w:r>
-        <w:rPr>
-          <w:vertAlign w:val="superscript"/>
-          <w:lang w:val="en_US" w:bidi="en_US"/>
+          <w:lang w:val="el_GR" w:bidi="el_GR"/>
+        </w:rPr>
+      </w:r>
+      <w:r>
+        <w:rPr>
+          <w:vertAlign w:val="superscript"/>
+          <w:lang w:val="el_GR" w:bidi="el_GR"/>
         </w:rPr>
         <w:t>25</w:t>
       </w:r>
       <w:r>
         <w:rPr>
-          <w:lang w:val="en_US" w:bidi="en_US"/>
+          <w:lang w:val="el_GR" w:bidi="el_GR"/>
         </w:rPr>
         <w:t xml:space="preserve"> Οἱ ἄνδρες, ἀγαπᾶτε τὰς γυναῖκας, καθὼς καὶ ὁ Χριστὸς ἠγάπησεν τὴν ἐκκλησίαν καὶ ἑαυτὸν παρέδωκεν ὑπὲρ αὐτῆς,</w:t>
       </w:r>
@@ -2847,19 +2847,19 @@
       <w:pPr/>
       <w:r>
         <w:rPr>
-          <w:lang w:val="en_US" w:bidi="en_US"/>
-        </w:rPr>
-      </w:r>
-      <w:r>
-        <w:rPr>
-          <w:vertAlign w:val="superscript"/>
-          <w:lang w:val="en_US" w:bidi="en_US"/>
+          <w:lang w:val="el_GR" w:bidi="el_GR"/>
+        </w:rPr>
+      </w:r>
+      <w:r>
+        <w:rPr>
+          <w:vertAlign w:val="superscript"/>
+          <w:lang w:val="el_GR" w:bidi="el_GR"/>
         </w:rPr>
         <w:t>26</w:t>
       </w:r>
       <w:r>
         <w:rPr>
-          <w:lang w:val="en_US" w:bidi="en_US"/>
+          <w:lang w:val="el_GR" w:bidi="el_GR"/>
         </w:rPr>
         <w:t xml:space="preserve"> ἵνα αὐτὴν ἁγιάσῃ καθαρίσας τῷ λουτρῷ τοῦ ὕδατος ἐν ῥήματι,</w:t>
       </w:r>
@@ -2868,19 +2868,19 @@
       <w:pPr/>
       <w:r>
         <w:rPr>
-          <w:lang w:val="en_US" w:bidi="en_US"/>
-        </w:rPr>
-      </w:r>
-      <w:r>
-        <w:rPr>
-          <w:vertAlign w:val="superscript"/>
-          <w:lang w:val="en_US" w:bidi="en_US"/>
+          <w:lang w:val="el_GR" w:bidi="el_GR"/>
+        </w:rPr>
+      </w:r>
+      <w:r>
+        <w:rPr>
+          <w:vertAlign w:val="superscript"/>
+          <w:lang w:val="el_GR" w:bidi="el_GR"/>
         </w:rPr>
         <w:t>27</w:t>
       </w:r>
       <w:r>
         <w:rPr>
-          <w:lang w:val="en_US" w:bidi="en_US"/>
+          <w:lang w:val="el_GR" w:bidi="el_GR"/>
         </w:rPr>
         <w:t xml:space="preserve"> ἵνα παραστήσῃ αὐτὸς ἑαυτῷ ἔνδοξον τὴν ἐκκλησίαν, μὴ ἔχουσαν σπίλον ἢ ῥυτίδα ἤ τι τῶν τοιούτων, ἀλλʼ ἵνα ᾖ ἁγία καὶ ἄμωμος.</w:t>
       </w:r>
@@ -2889,19 +2889,19 @@
       <w:pPr/>
       <w:r>
         <w:rPr>
-          <w:lang w:val="en_US" w:bidi="en_US"/>
-        </w:rPr>
-      </w:r>
-      <w:r>
-        <w:rPr>
-          <w:vertAlign w:val="superscript"/>
-          <w:lang w:val="en_US" w:bidi="en_US"/>
+          <w:lang w:val="el_GR" w:bidi="el_GR"/>
+        </w:rPr>
+      </w:r>
+      <w:r>
+        <w:rPr>
+          <w:vertAlign w:val="superscript"/>
+          <w:lang w:val="el_GR" w:bidi="el_GR"/>
         </w:rPr>
         <w:t>28</w:t>
       </w:r>
       <w:r>
         <w:rPr>
-          <w:lang w:val="en_US" w:bidi="en_US"/>
+          <w:lang w:val="el_GR" w:bidi="el_GR"/>
         </w:rPr>
         <w:t xml:space="preserve"> οὕτως ὀφείλουσιν καὶ οἱ ἄνδρες ἀγαπᾶν τὰς ἑαυτῶν γυναῖκας ὡς τὰ ἑαυτῶν σώματα· ὁ ἀγαπῶν τὴν ἑαυτοῦ γυναῖκα ἑαυτὸν ἀγαπᾷ,</w:t>
       </w:r>
@@ -2910,19 +2910,19 @@
       <w:pPr/>
       <w:r>
         <w:rPr>
-          <w:lang w:val="en_US" w:bidi="en_US"/>
-        </w:rPr>
-      </w:r>
-      <w:r>
-        <w:rPr>
-          <w:vertAlign w:val="superscript"/>
-          <w:lang w:val="en_US" w:bidi="en_US"/>
+          <w:lang w:val="el_GR" w:bidi="el_GR"/>
+        </w:rPr>
+      </w:r>
+      <w:r>
+        <w:rPr>
+          <w:vertAlign w:val="superscript"/>
+          <w:lang w:val="el_GR" w:bidi="el_GR"/>
         </w:rPr>
         <w:t>29</w:t>
       </w:r>
       <w:r>
         <w:rPr>
-          <w:lang w:val="en_US" w:bidi="en_US"/>
+          <w:lang w:val="el_GR" w:bidi="el_GR"/>
         </w:rPr>
         <w:t xml:space="preserve"> οὐδεὶς γάρ ποτε τὴν ἑαυτοῦ σάρκα ἐμίσησεν, ἀλλὰ ἐκτρέφει καὶ θάλπει αὐτήν, καθὼς καὶ ὁ Χριστὸς τὴν ἐκκλησίαν,</w:t>
       </w:r>
@@ -2931,19 +2931,19 @@
       <w:pPr/>
       <w:r>
         <w:rPr>
-          <w:lang w:val="en_US" w:bidi="en_US"/>
-        </w:rPr>
-      </w:r>
-      <w:r>
-        <w:rPr>
-          <w:vertAlign w:val="superscript"/>
-          <w:lang w:val="en_US" w:bidi="en_US"/>
+          <w:lang w:val="el_GR" w:bidi="el_GR"/>
+        </w:rPr>
+      </w:r>
+      <w:r>
+        <w:rPr>
+          <w:vertAlign w:val="superscript"/>
+          <w:lang w:val="el_GR" w:bidi="el_GR"/>
         </w:rPr>
         <w:t>30</w:t>
       </w:r>
       <w:r>
         <w:rPr>
-          <w:lang w:val="en_US" w:bidi="en_US"/>
+          <w:lang w:val="el_GR" w:bidi="el_GR"/>
         </w:rPr>
         <w:t xml:space="preserve"> ὅτι μέλη ἐσμὲν τοῦ σώματος αὐτοῦ.</w:t>
       </w:r>
@@ -2952,19 +2952,19 @@
       <w:pPr/>
       <w:r>
         <w:rPr>
-          <w:lang w:val="en_US" w:bidi="en_US"/>
-        </w:rPr>
-      </w:r>
-      <w:r>
-        <w:rPr>
-          <w:vertAlign w:val="superscript"/>
-          <w:lang w:val="en_US" w:bidi="en_US"/>
+          <w:lang w:val="el_GR" w:bidi="el_GR"/>
+        </w:rPr>
+      </w:r>
+      <w:r>
+        <w:rPr>
+          <w:vertAlign w:val="superscript"/>
+          <w:lang w:val="el_GR" w:bidi="el_GR"/>
         </w:rPr>
         <w:t>31</w:t>
       </w:r>
       <w:r>
         <w:rPr>
-          <w:lang w:val="en_US" w:bidi="en_US"/>
+          <w:lang w:val="el_GR" w:bidi="el_GR"/>
         </w:rPr>
         <w:t xml:space="preserve"> ἀντὶ τούτου καταλείψει ἄνθρωπος τὸν πατέρα καὶ τὴν μητέρα καὶ προσκολληθήσεται τῇ γυναικὶ αὐτοῦ, καὶ ἔσονται οἱ δύο εἰς σάρκα μίαν.</w:t>
       </w:r>
@@ -2973,19 +2973,19 @@
       <w:pPr/>
       <w:r>
         <w:rPr>
-          <w:lang w:val="en_US" w:bidi="en_US"/>
-        </w:rPr>
-      </w:r>
-      <w:r>
-        <w:rPr>
-          <w:vertAlign w:val="superscript"/>
-          <w:lang w:val="en_US" w:bidi="en_US"/>
+          <w:lang w:val="el_GR" w:bidi="el_GR"/>
+        </w:rPr>
+      </w:r>
+      <w:r>
+        <w:rPr>
+          <w:vertAlign w:val="superscript"/>
+          <w:lang w:val="el_GR" w:bidi="el_GR"/>
         </w:rPr>
         <w:t>32</w:t>
       </w:r>
       <w:r>
         <w:rPr>
-          <w:lang w:val="en_US" w:bidi="en_US"/>
+          <w:lang w:val="el_GR" w:bidi="el_GR"/>
         </w:rPr>
         <w:t xml:space="preserve"> τὸ μυστήριον τοῦτο μέγα ἐστίν, ἐγὼ δὲ λέγω εἰς Χριστὸν καὶ εἰς τὴν ἐκκλησίαν.</w:t>
       </w:r>
@@ -2994,19 +2994,19 @@
       <w:pPr/>
       <w:r>
         <w:rPr>
-          <w:lang w:val="en_US" w:bidi="en_US"/>
-        </w:rPr>
-      </w:r>
-      <w:r>
-        <w:rPr>
-          <w:vertAlign w:val="superscript"/>
-          <w:lang w:val="en_US" w:bidi="en_US"/>
+          <w:lang w:val="el_GR" w:bidi="el_GR"/>
+        </w:rPr>
+      </w:r>
+      <w:r>
+        <w:rPr>
+          <w:vertAlign w:val="superscript"/>
+          <w:lang w:val="el_GR" w:bidi="el_GR"/>
         </w:rPr>
         <w:t>33</w:t>
       </w:r>
       <w:r>
         <w:rPr>
-          <w:lang w:val="en_US" w:bidi="en_US"/>
+          <w:lang w:val="el_GR" w:bidi="el_GR"/>
         </w:rPr>
         <w:t xml:space="preserve"> πλὴν καὶ ὑμεῖς οἱ καθʼ ἕνα ἕκαστος τὴν ἑαυτοῦ γυναῖκα οὕτως ἀγαπάτω ὡς ἑαυτόν, ἡ δὲ γυνὴ ἵνα φοβῆται τὸν ἄνδρα.</w:t>
       </w:r>
@@ -3017,33 +3017,33 @@
       </w:pPr>
       <w:r>
         <w:rPr>
-          <w:lang w:val="en_US" w:bidi="en_US"/>
+          <w:lang w:val="el_GR" w:bidi="el_GR"/>
         </w:rPr>
         <w:t>Ephesians 6:1</w:t>
       </w:r>
       <w:r>
         <w:rPr>
-          <w:lang w:val="en_US" w:bidi="en_US"/>
-        </w:rPr>
-      </w:r>
-    </w:p>
-    <w:p>
-      <w:pPr/>
-      <w:r>
-        <w:rPr>
-          <w:lang w:val="en_US" w:bidi="en_US"/>
-        </w:rPr>
-      </w:r>
-      <w:r>
-        <w:rPr>
-          <w:vertAlign w:val="superscript"/>
-          <w:lang w:val="en_US" w:bidi="en_US"/>
+          <w:lang w:val="el_GR" w:bidi="el_GR"/>
+        </w:rPr>
+      </w:r>
+    </w:p>
+    <w:p>
+      <w:pPr/>
+      <w:r>
+        <w:rPr>
+          <w:lang w:val="el_GR" w:bidi="el_GR"/>
+        </w:rPr>
+      </w:r>
+      <w:r>
+        <w:rPr>
+          <w:vertAlign w:val="superscript"/>
+          <w:lang w:val="el_GR" w:bidi="el_GR"/>
         </w:rPr>
         <w:t>1</w:t>
       </w:r>
       <w:r>
         <w:rPr>
-          <w:lang w:val="en_US" w:bidi="en_US"/>
+          <w:lang w:val="el_GR" w:bidi="el_GR"/>
         </w:rPr>
         <w:t xml:space="preserve"> Τὰ τέκνα, ὑπακούετε τοῖς γονεῦσιν ὑμῶν ἐν κυρίῳ, τοῦτο γάρ ἐστιν δίκαιον·</w:t>
       </w:r>
@@ -3052,19 +3052,19 @@
       <w:pPr/>
       <w:r>
         <w:rPr>
-          <w:lang w:val="en_US" w:bidi="en_US"/>
-        </w:rPr>
-      </w:r>
-      <w:r>
-        <w:rPr>
-          <w:vertAlign w:val="superscript"/>
-          <w:lang w:val="en_US" w:bidi="en_US"/>
+          <w:lang w:val="el_GR" w:bidi="el_GR"/>
+        </w:rPr>
+      </w:r>
+      <w:r>
+        <w:rPr>
+          <w:vertAlign w:val="superscript"/>
+          <w:lang w:val="el_GR" w:bidi="el_GR"/>
         </w:rPr>
         <w:t>2</w:t>
       </w:r>
       <w:r>
         <w:rPr>
-          <w:lang w:val="en_US" w:bidi="en_US"/>
+          <w:lang w:val="el_GR" w:bidi="el_GR"/>
         </w:rPr>
         <w:t xml:space="preserve"> τίμα τὸν πατέρα σου καὶ τὴν μητέρα, ἥτις ἐστὶν ἐντολὴ πρώτη ἐν ἐπαγγελίᾳ,</w:t>
       </w:r>
@@ -3073,19 +3073,19 @@
       <w:pPr/>
       <w:r>
         <w:rPr>
-          <w:lang w:val="en_US" w:bidi="en_US"/>
-        </w:rPr>
-      </w:r>
-      <w:r>
-        <w:rPr>
-          <w:vertAlign w:val="superscript"/>
-          <w:lang w:val="en_US" w:bidi="en_US"/>
+          <w:lang w:val="el_GR" w:bidi="el_GR"/>
+        </w:rPr>
+      </w:r>
+      <w:r>
+        <w:rPr>
+          <w:vertAlign w:val="superscript"/>
+          <w:lang w:val="el_GR" w:bidi="el_GR"/>
         </w:rPr>
         <w:t>3</w:t>
       </w:r>
       <w:r>
         <w:rPr>
-          <w:lang w:val="en_US" w:bidi="en_US"/>
+          <w:lang w:val="el_GR" w:bidi="el_GR"/>
         </w:rPr>
         <w:t xml:space="preserve"> ἵνα εὖ σοι γένηται καὶ ἔσῃ μακροχρόνιος ἐπὶ τῆς γῆς.</w:t>
       </w:r>
@@ -3094,19 +3094,19 @@
       <w:pPr/>
       <w:r>
         <w:rPr>
-          <w:lang w:val="en_US" w:bidi="en_US"/>
-        </w:rPr>
-      </w:r>
-      <w:r>
-        <w:rPr>
-          <w:vertAlign w:val="superscript"/>
-          <w:lang w:val="en_US" w:bidi="en_US"/>
+          <w:lang w:val="el_GR" w:bidi="el_GR"/>
+        </w:rPr>
+      </w:r>
+      <w:r>
+        <w:rPr>
+          <w:vertAlign w:val="superscript"/>
+          <w:lang w:val="el_GR" w:bidi="el_GR"/>
         </w:rPr>
         <w:t>4</w:t>
       </w:r>
       <w:r>
         <w:rPr>
-          <w:lang w:val="en_US" w:bidi="en_US"/>
+          <w:lang w:val="el_GR" w:bidi="el_GR"/>
         </w:rPr>
         <w:t xml:space="preserve"> Καὶ οἱ πατέρες, μὴ παροργίζετε τὰ τέκνα ὑμῶν, ἀλλὰ ἐκτρέφετε αὐτὰ ἐν παιδείᾳ καὶ νουθεσίᾳ κυρίου.</w:t>
       </w:r>
@@ -3115,19 +3115,19 @@
       <w:pPr/>
       <w:r>
         <w:rPr>
-          <w:lang w:val="en_US" w:bidi="en_US"/>
-        </w:rPr>
-      </w:r>
-      <w:r>
-        <w:rPr>
-          <w:vertAlign w:val="superscript"/>
-          <w:lang w:val="en_US" w:bidi="en_US"/>
+          <w:lang w:val="el_GR" w:bidi="el_GR"/>
+        </w:rPr>
+      </w:r>
+      <w:r>
+        <w:rPr>
+          <w:vertAlign w:val="superscript"/>
+          <w:lang w:val="el_GR" w:bidi="el_GR"/>
         </w:rPr>
         <w:t>5</w:t>
       </w:r>
       <w:r>
         <w:rPr>
-          <w:lang w:val="en_US" w:bidi="en_US"/>
+          <w:lang w:val="el_GR" w:bidi="el_GR"/>
         </w:rPr>
         <w:t xml:space="preserve"> Οἱ δοῦλοι, ὑπακούετε τοῖς κατὰ σάρκα κυρίοις μετὰ φόβου καὶ τρόμου ἐν ἁπλότητι τῆς καρδίας ὑμῶν ὡς τῷ Χριστῷ,</w:t>
       </w:r>
@@ -3136,19 +3136,19 @@
       <w:pPr/>
       <w:r>
         <w:rPr>
-          <w:lang w:val="en_US" w:bidi="en_US"/>
-        </w:rPr>
-      </w:r>
-      <w:r>
-        <w:rPr>
-          <w:vertAlign w:val="superscript"/>
-          <w:lang w:val="en_US" w:bidi="en_US"/>
+          <w:lang w:val="el_GR" w:bidi="el_GR"/>
+        </w:rPr>
+      </w:r>
+      <w:r>
+        <w:rPr>
+          <w:vertAlign w:val="superscript"/>
+          <w:lang w:val="el_GR" w:bidi="el_GR"/>
         </w:rPr>
         <w:t>6</w:t>
       </w:r>
       <w:r>
         <w:rPr>
-          <w:lang w:val="en_US" w:bidi="en_US"/>
+          <w:lang w:val="el_GR" w:bidi="el_GR"/>
         </w:rPr>
         <w:t xml:space="preserve"> μὴ κατʼ ὀφθαλμοδουλίαν ὡς ἀνθρωπάρεσκοι ἀλλʼ ὡς δοῦλοι Χριστοῦ ποιοῦντες τὸ θέλημα τοῦ θεοῦ, ἐκ ψυχῆς</w:t>
       </w:r>
@@ -3157,19 +3157,19 @@
       <w:pPr/>
       <w:r>
         <w:rPr>
-          <w:lang w:val="en_US" w:bidi="en_US"/>
-        </w:rPr>
-      </w:r>
-      <w:r>
-        <w:rPr>
-          <w:vertAlign w:val="superscript"/>
-          <w:lang w:val="en_US" w:bidi="en_US"/>
+          <w:lang w:val="el_GR" w:bidi="el_GR"/>
+        </w:rPr>
+      </w:r>
+      <w:r>
+        <w:rPr>
+          <w:vertAlign w:val="superscript"/>
+          <w:lang w:val="el_GR" w:bidi="el_GR"/>
         </w:rPr>
         <w:t>7</w:t>
       </w:r>
       <w:r>
         <w:rPr>
-          <w:lang w:val="en_US" w:bidi="en_US"/>
+          <w:lang w:val="el_GR" w:bidi="el_GR"/>
         </w:rPr>
         <w:t xml:space="preserve"> μετʼ εὐνοίας δουλεύοντες, ὡς τῷ κυρίῳ καὶ οὐκ ἀνθρώποις,</w:t>
       </w:r>
@@ -3178,19 +3178,19 @@
       <w:pPr/>
       <w:r>
         <w:rPr>
-          <w:lang w:val="en_US" w:bidi="en_US"/>
-        </w:rPr>
-      </w:r>
-      <w:r>
-        <w:rPr>
-          <w:vertAlign w:val="superscript"/>
-          <w:lang w:val="en_US" w:bidi="en_US"/>
+          <w:lang w:val="el_GR" w:bidi="el_GR"/>
+        </w:rPr>
+      </w:r>
+      <w:r>
+        <w:rPr>
+          <w:vertAlign w:val="superscript"/>
+          <w:lang w:val="el_GR" w:bidi="el_GR"/>
         </w:rPr>
         <w:t>8</w:t>
       </w:r>
       <w:r>
         <w:rPr>
-          <w:lang w:val="en_US" w:bidi="en_US"/>
+          <w:lang w:val="el_GR" w:bidi="el_GR"/>
         </w:rPr>
         <w:t xml:space="preserve"> εἰδότες ὅτι ἕκαστος, ὃ ἂν ποιήσῃ ἀγαθόν, τοῦτο κομίσεται παρὰ κυρίου, εἴτε δοῦλος εἴτε ἐλεύθερος.</w:t>
       </w:r>
@@ -3199,19 +3199,19 @@
       <w:pPr/>
       <w:r>
         <w:rPr>
-          <w:lang w:val="en_US" w:bidi="en_US"/>
-        </w:rPr>
-      </w:r>
-      <w:r>
-        <w:rPr>
-          <w:vertAlign w:val="superscript"/>
-          <w:lang w:val="en_US" w:bidi="en_US"/>
+          <w:lang w:val="el_GR" w:bidi="el_GR"/>
+        </w:rPr>
+      </w:r>
+      <w:r>
+        <w:rPr>
+          <w:vertAlign w:val="superscript"/>
+          <w:lang w:val="el_GR" w:bidi="el_GR"/>
         </w:rPr>
         <w:t>9</w:t>
       </w:r>
       <w:r>
         <w:rPr>
-          <w:lang w:val="en_US" w:bidi="en_US"/>
+          <w:lang w:val="el_GR" w:bidi="el_GR"/>
         </w:rPr>
         <w:t xml:space="preserve"> Καὶ οἱ κύριοι, τὰ αὐτὰ ποιεῖτε πρὸς αὐτούς, ἀνιέντες τὴν ἀπειλήν, εἰδότες ὅτι καὶ αὐτῶν καὶ ὑμῶν ὁ κύριός ἐστιν ἐν οὐρανοῖς, καὶ προσωπολημψία οὐκ ἔστιν παρʼ αὐτῷ.</w:t>
       </w:r>
@@ -3220,19 +3220,19 @@
       <w:pPr/>
       <w:r>
         <w:rPr>
-          <w:lang w:val="en_US" w:bidi="en_US"/>
-        </w:rPr>
-      </w:r>
-      <w:r>
-        <w:rPr>
-          <w:vertAlign w:val="superscript"/>
-          <w:lang w:val="en_US" w:bidi="en_US"/>
+          <w:lang w:val="el_GR" w:bidi="el_GR"/>
+        </w:rPr>
+      </w:r>
+      <w:r>
+        <w:rPr>
+          <w:vertAlign w:val="superscript"/>
+          <w:lang w:val="el_GR" w:bidi="el_GR"/>
         </w:rPr>
         <w:t>10</w:t>
       </w:r>
       <w:r>
         <w:rPr>
-          <w:lang w:val="en_US" w:bidi="en_US"/>
+          <w:lang w:val="el_GR" w:bidi="el_GR"/>
         </w:rPr>
         <w:t xml:space="preserve"> Τοῦ λοιποῦ ἐνδυναμοῦσθε ἐν κυρίῳ καὶ ἐν τῷ κράτει τῆς ἰσχύος αὐτοῦ.</w:t>
       </w:r>
@@ -3241,19 +3241,19 @@
       <w:pPr/>
       <w:r>
         <w:rPr>
-          <w:lang w:val="en_US" w:bidi="en_US"/>
-        </w:rPr>
-      </w:r>
-      <w:r>
-        <w:rPr>
-          <w:vertAlign w:val="superscript"/>
-          <w:lang w:val="en_US" w:bidi="en_US"/>
+          <w:lang w:val="el_GR" w:bidi="el_GR"/>
+        </w:rPr>
+      </w:r>
+      <w:r>
+        <w:rPr>
+          <w:vertAlign w:val="superscript"/>
+          <w:lang w:val="el_GR" w:bidi="el_GR"/>
         </w:rPr>
         <w:t>11</w:t>
       </w:r>
       <w:r>
         <w:rPr>
-          <w:lang w:val="en_US" w:bidi="en_US"/>
+          <w:lang w:val="el_GR" w:bidi="el_GR"/>
         </w:rPr>
         <w:t xml:space="preserve"> ἐνδύσασθε τὴν πανοπλίαν τοῦ θεοῦ πρὸς τὸ δύνασθαι ὑμᾶς στῆναι πρὸς τὰς μεθοδείας τοῦ διαβόλου·</w:t>
       </w:r>
@@ -3262,19 +3262,19 @@
       <w:pPr/>
       <w:r>
         <w:rPr>
-          <w:lang w:val="en_US" w:bidi="en_US"/>
-        </w:rPr>
-      </w:r>
-      <w:r>
-        <w:rPr>
-          <w:vertAlign w:val="superscript"/>
-          <w:lang w:val="en_US" w:bidi="en_US"/>
+          <w:lang w:val="el_GR" w:bidi="el_GR"/>
+        </w:rPr>
+      </w:r>
+      <w:r>
+        <w:rPr>
+          <w:vertAlign w:val="superscript"/>
+          <w:lang w:val="el_GR" w:bidi="el_GR"/>
         </w:rPr>
         <w:t>12</w:t>
       </w:r>
       <w:r>
         <w:rPr>
-          <w:lang w:val="en_US" w:bidi="en_US"/>
+          <w:lang w:val="el_GR" w:bidi="el_GR"/>
         </w:rPr>
         <w:t xml:space="preserve"> ὅτι οὐκ ἔστιν ἡμῖν ἡ πάλη πρὸς αἷμα καὶ σάρκα, ἀλλὰ πρὸς τὰς ἀρχάς, πρὸς τὰς ἐξουσίας, πρὸς τοὺς κοσμοκράτορας τοῦ σκότους τούτου, πρὸς τὰ πνευματικὰ τῆς πονηρίας ἐν τοῖς ἐπουρανίοις.</w:t>
       </w:r>
@@ -3283,19 +3283,19 @@
       <w:pPr/>
       <w:r>
         <w:rPr>
-          <w:lang w:val="en_US" w:bidi="en_US"/>
-        </w:rPr>
-      </w:r>
-      <w:r>
-        <w:rPr>
-          <w:vertAlign w:val="superscript"/>
-          <w:lang w:val="en_US" w:bidi="en_US"/>
+          <w:lang w:val="el_GR" w:bidi="el_GR"/>
+        </w:rPr>
+      </w:r>
+      <w:r>
+        <w:rPr>
+          <w:vertAlign w:val="superscript"/>
+          <w:lang w:val="el_GR" w:bidi="el_GR"/>
         </w:rPr>
         <w:t>13</w:t>
       </w:r>
       <w:r>
         <w:rPr>
-          <w:lang w:val="en_US" w:bidi="en_US"/>
+          <w:lang w:val="el_GR" w:bidi="el_GR"/>
         </w:rPr>
         <w:t xml:space="preserve"> διὰ τοῦτο ἀναλάβετε τὴν πανοπλίαν τοῦ θεοῦ, ἵνα δυνηθῆτε ἀντιστῆναι ἐν τῇ ἡμέρᾳ τῇ πονηρᾷ καὶ ἅπαντα κατεργασάμενοι στῆναι.</w:t>
       </w:r>
@@ -3304,19 +3304,19 @@
       <w:pPr/>
       <w:r>
         <w:rPr>
-          <w:lang w:val="en_US" w:bidi="en_US"/>
-        </w:rPr>
-      </w:r>
-      <w:r>
-        <w:rPr>
-          <w:vertAlign w:val="superscript"/>
-          <w:lang w:val="en_US" w:bidi="en_US"/>
+          <w:lang w:val="el_GR" w:bidi="el_GR"/>
+        </w:rPr>
+      </w:r>
+      <w:r>
+        <w:rPr>
+          <w:vertAlign w:val="superscript"/>
+          <w:lang w:val="el_GR" w:bidi="el_GR"/>
         </w:rPr>
         <w:t>14</w:t>
       </w:r>
       <w:r>
         <w:rPr>
-          <w:lang w:val="en_US" w:bidi="en_US"/>
+          <w:lang w:val="el_GR" w:bidi="el_GR"/>
         </w:rPr>
         <w:t xml:space="preserve"> στῆτε οὖν περιζωσάμενοι τὴν ὀσφὺν ὑμῶν ἐν ἀληθείᾳ, καὶ ἐνδυσάμενοι τὸν θώρακα τῆς δικαιοσύνης,</w:t>
       </w:r>
@@ -3325,19 +3325,19 @@
       <w:pPr/>
       <w:r>
         <w:rPr>
-          <w:lang w:val="en_US" w:bidi="en_US"/>
-        </w:rPr>
-      </w:r>
-      <w:r>
-        <w:rPr>
-          <w:vertAlign w:val="superscript"/>
-          <w:lang w:val="en_US" w:bidi="en_US"/>
+          <w:lang w:val="el_GR" w:bidi="el_GR"/>
+        </w:rPr>
+      </w:r>
+      <w:r>
+        <w:rPr>
+          <w:vertAlign w:val="superscript"/>
+          <w:lang w:val="el_GR" w:bidi="el_GR"/>
         </w:rPr>
         <w:t>15</w:t>
       </w:r>
       <w:r>
         <w:rPr>
-          <w:lang w:val="en_US" w:bidi="en_US"/>
+          <w:lang w:val="el_GR" w:bidi="el_GR"/>
         </w:rPr>
         <w:t xml:space="preserve"> καὶ ὑποδησάμενοι τοὺς πόδας ἐν ἑτοιμασίᾳ τοῦ εὐαγγελίου τῆς εἰρήνης,</w:t>
       </w:r>
@@ -3346,19 +3346,19 @@
       <w:pPr/>
       <w:r>
         <w:rPr>
-          <w:lang w:val="en_US" w:bidi="en_US"/>
-        </w:rPr>
-      </w:r>
-      <w:r>
-        <w:rPr>
-          <w:vertAlign w:val="superscript"/>
-          <w:lang w:val="en_US" w:bidi="en_US"/>
+          <w:lang w:val="el_GR" w:bidi="el_GR"/>
+        </w:rPr>
+      </w:r>
+      <w:r>
+        <w:rPr>
+          <w:vertAlign w:val="superscript"/>
+          <w:lang w:val="el_GR" w:bidi="el_GR"/>
         </w:rPr>
         <w:t>16</w:t>
       </w:r>
       <w:r>
         <w:rPr>
-          <w:lang w:val="en_US" w:bidi="en_US"/>
+          <w:lang w:val="el_GR" w:bidi="el_GR"/>
         </w:rPr>
         <w:t xml:space="preserve"> ἐν πᾶσιν ἀναλαβόντες τὸν θυρεὸν τῆς πίστεως, ἐν ᾧ δυνήσεσθε πάντα τὰ βέλη τοῦ πονηροῦ πεπυρωμένα σβέσαι·</w:t>
       </w:r>
@@ -3367,19 +3367,19 @@
       <w:pPr/>
       <w:r>
         <w:rPr>
-          <w:lang w:val="en_US" w:bidi="en_US"/>
-        </w:rPr>
-      </w:r>
-      <w:r>
-        <w:rPr>
-          <w:vertAlign w:val="superscript"/>
-          <w:lang w:val="en_US" w:bidi="en_US"/>
+          <w:lang w:val="el_GR" w:bidi="el_GR"/>
+        </w:rPr>
+      </w:r>
+      <w:r>
+        <w:rPr>
+          <w:vertAlign w:val="superscript"/>
+          <w:lang w:val="el_GR" w:bidi="el_GR"/>
         </w:rPr>
         <w:t>17</w:t>
       </w:r>
       <w:r>
         <w:rPr>
-          <w:lang w:val="en_US" w:bidi="en_US"/>
+          <w:lang w:val="el_GR" w:bidi="el_GR"/>
         </w:rPr>
         <w:t xml:space="preserve"> καὶ τὴν περικεφαλαίαν τοῦ σωτηρίου δέξασθε, καὶ τὴν μάχαιραν τοῦ πνεύματος, ὅ ἐστιν ῥῆμα θεοῦ,</w:t>
       </w:r>
@@ -3388,19 +3388,19 @@
       <w:pPr/>
       <w:r>
         <w:rPr>
-          <w:lang w:val="en_US" w:bidi="en_US"/>
-        </w:rPr>
-      </w:r>
-      <w:r>
-        <w:rPr>
-          <w:vertAlign w:val="superscript"/>
-          <w:lang w:val="en_US" w:bidi="en_US"/>
+          <w:lang w:val="el_GR" w:bidi="el_GR"/>
+        </w:rPr>
+      </w:r>
+      <w:r>
+        <w:rPr>
+          <w:vertAlign w:val="superscript"/>
+          <w:lang w:val="el_GR" w:bidi="el_GR"/>
         </w:rPr>
         <w:t>18</w:t>
       </w:r>
       <w:r>
         <w:rPr>
-          <w:lang w:val="en_US" w:bidi="en_US"/>
+          <w:lang w:val="el_GR" w:bidi="el_GR"/>
         </w:rPr>
         <w:t xml:space="preserve"> διὰ πάσης προσευχῆς καὶ δεήσεως, προσευχόμενοι ἐν παντὶ καιρῷ ἐν πνεύματι, καὶ εἰς αὐτὸ ἀγρυπνοῦντες ἐν πάσῃ προσκαρτερήσει καὶ δεήσει περὶ πάντων τῶν ἁγίων,</w:t>
       </w:r>
@@ -3409,19 +3409,19 @@
       <w:pPr/>
       <w:r>
         <w:rPr>
-          <w:lang w:val="en_US" w:bidi="en_US"/>
-        </w:rPr>
-      </w:r>
-      <w:r>
-        <w:rPr>
-          <w:vertAlign w:val="superscript"/>
-          <w:lang w:val="en_US" w:bidi="en_US"/>
+          <w:lang w:val="el_GR" w:bidi="el_GR"/>
+        </w:rPr>
+      </w:r>
+      <w:r>
+        <w:rPr>
+          <w:vertAlign w:val="superscript"/>
+          <w:lang w:val="el_GR" w:bidi="el_GR"/>
         </w:rPr>
         <w:t>19</w:t>
       </w:r>
       <w:r>
         <w:rPr>
-          <w:lang w:val="en_US" w:bidi="en_US"/>
+          <w:lang w:val="el_GR" w:bidi="el_GR"/>
         </w:rPr>
         <w:t xml:space="preserve"> καὶ ὑπὲρ ἐμοῦ, ἵνα μοι δοθῇ λόγος ἐν ἀνοίξει τοῦ στόματός μου, ἐν παρρησίᾳ γνωρίσαι τὸ μυστήριον τοῦ εὐαγγελίου</w:t>
       </w:r>
@@ -3430,19 +3430,19 @@
       <w:pPr/>
       <w:r>
         <w:rPr>
-          <w:lang w:val="en_US" w:bidi="en_US"/>
-        </w:rPr>
-      </w:r>
-      <w:r>
-        <w:rPr>
-          <w:vertAlign w:val="superscript"/>
-          <w:lang w:val="en_US" w:bidi="en_US"/>
+          <w:lang w:val="el_GR" w:bidi="el_GR"/>
+        </w:rPr>
+      </w:r>
+      <w:r>
+        <w:rPr>
+          <w:vertAlign w:val="superscript"/>
+          <w:lang w:val="el_GR" w:bidi="el_GR"/>
         </w:rPr>
         <w:t>20</w:t>
       </w:r>
       <w:r>
         <w:rPr>
-          <w:lang w:val="en_US" w:bidi="en_US"/>
+          <w:lang w:val="el_GR" w:bidi="el_GR"/>
         </w:rPr>
         <w:t xml:space="preserve"> ὑπὲρ οὗ πρεσβεύω ἐν ἁλύσει, ἵνα ἐν αὐτῷ παρρησιάσωμαι ὡς δεῖ με λαλῆσαι.</w:t>
       </w:r>
@@ -3451,19 +3451,19 @@
       <w:pPr/>
       <w:r>
         <w:rPr>
-          <w:lang w:val="en_US" w:bidi="en_US"/>
-        </w:rPr>
-      </w:r>
-      <w:r>
-        <w:rPr>
-          <w:vertAlign w:val="superscript"/>
-          <w:lang w:val="en_US" w:bidi="en_US"/>
+          <w:lang w:val="el_GR" w:bidi="el_GR"/>
+        </w:rPr>
+      </w:r>
+      <w:r>
+        <w:rPr>
+          <w:vertAlign w:val="superscript"/>
+          <w:lang w:val="el_GR" w:bidi="el_GR"/>
         </w:rPr>
         <w:t>21</w:t>
       </w:r>
       <w:r>
         <w:rPr>
-          <w:lang w:val="en_US" w:bidi="en_US"/>
+          <w:lang w:val="el_GR" w:bidi="el_GR"/>
         </w:rPr>
         <w:t xml:space="preserve"> Ἵνα δὲ εἰδῆτε καὶ ὑμεῖς τὰ κατʼ ἐμέ, τί πράσσω, πάντα γνωρίσει ὑμῖν Τυχικὸς ὁ ἀγαπητὸς ἀδελφὸς καὶ πιστὸς διάκονος ἐν κυρίῳ,</w:t>
       </w:r>
@@ -3472,19 +3472,19 @@
       <w:pPr/>
       <w:r>
         <w:rPr>
-          <w:lang w:val="en_US" w:bidi="en_US"/>
-        </w:rPr>
-      </w:r>
-      <w:r>
-        <w:rPr>
-          <w:vertAlign w:val="superscript"/>
-          <w:lang w:val="en_US" w:bidi="en_US"/>
+          <w:lang w:val="el_GR" w:bidi="el_GR"/>
+        </w:rPr>
+      </w:r>
+      <w:r>
+        <w:rPr>
+          <w:vertAlign w:val="superscript"/>
+          <w:lang w:val="el_GR" w:bidi="el_GR"/>
         </w:rPr>
         <w:t>22</w:t>
       </w:r>
       <w:r>
         <w:rPr>
-          <w:lang w:val="en_US" w:bidi="en_US"/>
+          <w:lang w:val="el_GR" w:bidi="el_GR"/>
         </w:rPr>
         <w:t xml:space="preserve"> ὃν ἔπεμψα πρὸς ὑμᾶς εἰς αὐτὸ τοῦτο ἵνα γνῶτε τὰ περὶ ἡμῶν καὶ παρακαλέσῃ τὰς καρδίας ὑμῶν.</w:t>
       </w:r>
@@ -3493,19 +3493,19 @@
       <w:pPr/>
       <w:r>
         <w:rPr>
-          <w:lang w:val="en_US" w:bidi="en_US"/>
-        </w:rPr>
-      </w:r>
-      <w:r>
-        <w:rPr>
-          <w:vertAlign w:val="superscript"/>
-          <w:lang w:val="en_US" w:bidi="en_US"/>
+          <w:lang w:val="el_GR" w:bidi="el_GR"/>
+        </w:rPr>
+      </w:r>
+      <w:r>
+        <w:rPr>
+          <w:vertAlign w:val="superscript"/>
+          <w:lang w:val="el_GR" w:bidi="el_GR"/>
         </w:rPr>
         <w:t>23</w:t>
       </w:r>
       <w:r>
         <w:rPr>
-          <w:lang w:val="en_US" w:bidi="en_US"/>
+          <w:lang w:val="el_GR" w:bidi="el_GR"/>
         </w:rPr>
         <w:t xml:space="preserve"> Εἰρήνη τοῖς ἀδελφοῖς καὶ ἀγάπη μετὰ πίστεως ἀπὸ θεοῦ πατρὸς καὶ κυρίου Ἰησοῦ Χριστοῦ.</w:t>
       </w:r>
@@ -3514,19 +3514,19 @@
       <w:pPr/>
       <w:r>
         <w:rPr>
-          <w:lang w:val="en_US" w:bidi="en_US"/>
-        </w:rPr>
-      </w:r>
-      <w:r>
-        <w:rPr>
-          <w:vertAlign w:val="superscript"/>
-          <w:lang w:val="en_US" w:bidi="en_US"/>
+          <w:lang w:val="el_GR" w:bidi="el_GR"/>
+        </w:rPr>
+      </w:r>
+      <w:r>
+        <w:rPr>
+          <w:vertAlign w:val="superscript"/>
+          <w:lang w:val="el_GR" w:bidi="el_GR"/>
         </w:rPr>
         <w:t>24</w:t>
       </w:r>
       <w:r>
         <w:rPr>
-          <w:lang w:val="en_US" w:bidi="en_US"/>
+          <w:lang w:val="el_GR" w:bidi="el_GR"/>
         </w:rPr>
         <w:t xml:space="preserve"> ἡ χάρις μετὰ πάντων τῶν ἀγαπώντων τὸν κύριον ἡμῶν Ἰησοῦν Χριστὸν ἐν ἀφθαρσίᾳ.</w:t>
       </w:r>
@@ -5431,7 +5431,7 @@
     <w:rPrDefault>
       <w:rPr>
         <w:rFonts w:ascii="Times New Roman" w:eastAsia="Times New Roman" w:hAnsi="Times New Roman" w:cs="Times New Roman"/>
-        <w:lang w:val="en_US" w:eastAsia="en-US" w:bidi="ar-SA"/>
+        <w:lang w:val="el_GR" w:eastAsia="en-US" w:bidi="ar-SA"/>
       </w:rPr>
     </w:rPrDefault>
     <w:pPrDefault/>
